--- a/Modelos_documentos/conformidad_tercero.docx
+++ b/Modelos_documentos/conformidad_tercero.docx
@@ -167,7 +167,7 @@
           <w:sz w:val="24"/>
           <w:szCs w:val="24"/>
         </w:rPr>
-        <w:t>18 de julio de 2025</w:t>
+        <w:t>19 de agosto de 2025</w:t>
       </w:r>
       <w:r>
         <w:rPr>
@@ -207,29 +207,66 @@
     </w:p>
     <w:p>
       <w:pPr>
-        <w:spacing w:after="240" w:line="360" w:lineRule="auto"/>
+        <w:pStyle w:val="Textoindependiente"/>
+        <w:spacing w:after="240" w:line="276" w:lineRule="auto"/>
         <w:ind w:firstLine="708"/>
         <w:jc w:val="both"/>
         <w:rPr>
           <w:rFonts w:ascii="Garamond" w:hAnsi="Garamond" w:cs="Arial"/>
-          <w:spacing w:val="-7"/>
-          <w:sz w:val="24"/>
-          <w:szCs w:val="24"/>
-          <w:lang w:val="es-PE"/>
-        </w:rPr>
-      </w:pPr>
-      <w:r>
-        <w:rPr>
-          <w:rFonts w:ascii="Garamond" w:hAnsi="Garamond" w:cs="Arial"/>
-          <w:sz w:val="24"/>
-          <w:szCs w:val="24"/>
-        </w:rPr>
-        <w:t>Por</w:t>
-      </w:r>
-      <w:r>
-        <w:rPr>
-          <w:rFonts w:ascii="Garamond" w:hAnsi="Garamond" w:cs="Arial"/>
-          <w:spacing w:val="-6"/>
+          <w:spacing w:val="1"/>
+          <w:sz w:val="24"/>
+          <w:szCs w:val="24"/>
+        </w:rPr>
+      </w:pPr>
+      <w:r>
+        <w:rPr>
+          <w:rFonts w:ascii="Garamond" w:hAnsi="Garamond" w:cs="Arial"/>
+          <w:spacing w:val="1"/>
+          <w:sz w:val="24"/>
+          <w:szCs w:val="24"/>
+        </w:rPr>
+        <w:t>Por medio de la presente se deja constancia</w:t>
+      </w:r>
+      <w:r>
+        <w:rPr>
+          <w:rFonts w:ascii="Garamond" w:hAnsi="Garamond" w:cs="Arial"/>
+          <w:spacing w:val="1"/>
+          <w:sz w:val="24"/>
+          <w:szCs w:val="24"/>
+        </w:rPr>
+        <w:t xml:space="preserve"> de que </w:t>
+      </w:r>
+      <w:r>
+        <w:rPr>
+          <w:rFonts w:ascii="Garamond" w:hAnsi="Garamond" w:cs="Arial"/>
+          <w:spacing w:val="1"/>
+          <w:sz w:val="24"/>
+          <w:szCs w:val="24"/>
+        </w:rPr>
+        <w:t>nombre</w:t>
+      </w:r>
+      <w:r>
+        <w:rPr>
+          <w:rFonts w:ascii="Garamond" w:hAnsi="Garamond" w:cs="Arial"/>
+          <w:spacing w:val="1"/>
+          <w:sz w:val="24"/>
+          <w:szCs w:val="24"/>
+        </w:rPr>
+        <w:t>,</w:t>
+      </w:r>
+      <w:r>
+        <w:rPr>
+          <w:rFonts w:ascii="Garamond" w:hAnsi="Garamond" w:cs="Arial"/>
+          <w:spacing w:val="1"/>
+          <w:sz w:val="24"/>
+          <w:szCs w:val="24"/>
+        </w:rPr>
+        <w:t xml:space="preserve"> con RUC</w:t>
+      </w:r>
+      <w:r>
+        <w:rPr>
+          <w:rFonts w:ascii="Garamond" w:hAnsi="Garamond" w:cs="Arial"/>
+          <w:spacing w:val="1"/>
           <w:sz w:val="24"/>
           <w:szCs w:val="24"/>
         </w:rPr>
@@ -238,15 +275,16 @@
       <w:r>
         <w:rPr>
           <w:rFonts w:ascii="Garamond" w:hAnsi="Garamond" w:cs="Arial"/>
-          <w:sz w:val="24"/>
-          <w:szCs w:val="24"/>
-        </w:rPr>
-        <w:t>medio</w:t>
-      </w:r>
-      <w:r>
-        <w:rPr>
-          <w:rFonts w:ascii="Garamond" w:hAnsi="Garamond" w:cs="Arial"/>
-          <w:spacing w:val="-6"/>
+          <w:spacing w:val="1"/>
+          <w:sz w:val="24"/>
+          <w:szCs w:val="24"/>
+        </w:rPr>
+        <w:t>N.º</w:t>
+      </w:r>
+      <w:r>
+        <w:rPr>
+          <w:rFonts w:ascii="Garamond" w:hAnsi="Garamond" w:cs="Arial"/>
+          <w:spacing w:val="1"/>
           <w:sz w:val="24"/>
           <w:szCs w:val="24"/>
         </w:rPr>
@@ -255,15 +293,45 @@
       <w:r>
         <w:rPr>
           <w:rFonts w:ascii="Garamond" w:hAnsi="Garamond" w:cs="Arial"/>
-          <w:sz w:val="24"/>
-          <w:szCs w:val="24"/>
-        </w:rPr>
-        <w:t>de</w:t>
-      </w:r>
-      <w:r>
-        <w:rPr>
-          <w:rFonts w:ascii="Garamond" w:hAnsi="Garamond" w:cs="Arial"/>
-          <w:spacing w:val="-7"/>
+          <w:spacing w:val="1"/>
+          <w:sz w:val="24"/>
+          <w:szCs w:val="24"/>
+        </w:rPr>
+        <w:t>ruc</w:t>
+      </w:r>
+      <w:r>
+        <w:rPr>
+          <w:rFonts w:ascii="Garamond" w:hAnsi="Garamond" w:cs="Arial"/>
+          <w:spacing w:val="1"/>
+          <w:sz w:val="24"/>
+          <w:szCs w:val="24"/>
+        </w:rPr>
+        <w:t xml:space="preserve">, ha realizado satisfactoriamente el </w:t>
+      </w:r>
+      <w:proofErr w:type="spellStart"/>
+      <w:r>
+        <w:rPr>
+          <w:rFonts w:ascii="Garamond" w:hAnsi="Garamond" w:cs="Arial"/>
+          <w:spacing w:val="1"/>
+          <w:sz w:val="24"/>
+          <w:szCs w:val="24"/>
+        </w:rPr>
+        <w:t>descripcion_cursos</w:t>
+      </w:r>
+      <w:proofErr w:type="spellEnd"/>
+      <w:r>
+        <w:rPr>
+          <w:rFonts w:ascii="Garamond" w:hAnsi="Garamond" w:cs="Arial"/>
+          <w:spacing w:val="1"/>
+          <w:sz w:val="24"/>
+          <w:szCs w:val="24"/>
+        </w:rPr>
+        <w:t>,</w:t>
+      </w:r>
+      <w:r>
+        <w:rPr>
+          <w:rFonts w:ascii="Garamond" w:hAnsi="Garamond" w:cs="Arial"/>
+          <w:spacing w:val="1"/>
           <w:sz w:val="24"/>
           <w:szCs w:val="24"/>
         </w:rPr>
@@ -272,15 +340,25 @@
       <w:r>
         <w:rPr>
           <w:rFonts w:ascii="Garamond" w:hAnsi="Garamond" w:cs="Arial"/>
-          <w:sz w:val="24"/>
-          <w:szCs w:val="24"/>
-        </w:rPr>
-        <w:t>la</w:t>
-      </w:r>
-      <w:r>
-        <w:rPr>
-          <w:rFonts w:ascii="Garamond" w:hAnsi="Garamond" w:cs="Arial"/>
-          <w:spacing w:val="-4"/>
+          <w:spacing w:val="1"/>
+          <w:sz w:val="24"/>
+          <w:szCs w:val="24"/>
+        </w:rPr>
+        <w:t xml:space="preserve">según orden de </w:t>
+      </w:r>
+      <w:r>
+        <w:rPr>
+          <w:rFonts w:ascii="Garamond" w:hAnsi="Garamond" w:cs="Arial"/>
+          <w:spacing w:val="1"/>
+          <w:sz w:val="24"/>
+          <w:szCs w:val="24"/>
+        </w:rPr>
+        <w:t>servicio</w:t>
+      </w:r>
+      <w:r>
+        <w:rPr>
+          <w:rFonts w:ascii="Garamond" w:hAnsi="Garamond" w:cs="Arial"/>
+          <w:spacing w:val="1"/>
           <w:sz w:val="24"/>
           <w:szCs w:val="24"/>
         </w:rPr>
@@ -289,15 +367,52 @@
       <w:r>
         <w:rPr>
           <w:rFonts w:ascii="Garamond" w:hAnsi="Garamond" w:cs="Arial"/>
-          <w:sz w:val="24"/>
-          <w:szCs w:val="24"/>
-        </w:rPr>
-        <w:t>presente</w:t>
-      </w:r>
-      <w:r>
-        <w:rPr>
-          <w:rFonts w:ascii="Garamond" w:hAnsi="Garamond" w:cs="Arial"/>
-          <w:spacing w:val="-6"/>
+          <w:spacing w:val="1"/>
+          <w:sz w:val="24"/>
+          <w:szCs w:val="24"/>
+        </w:rPr>
+        <w:t>N</w:t>
+      </w:r>
+      <w:r>
+        <w:rPr>
+          <w:rFonts w:ascii="Garamond" w:hAnsi="Garamond" w:cs="Arial"/>
+          <w:spacing w:val="1"/>
+          <w:sz w:val="24"/>
+          <w:szCs w:val="24"/>
+        </w:rPr>
+        <w:t>.</w:t>
+      </w:r>
+      <w:r>
+        <w:rPr>
+          <w:rFonts w:ascii="Garamond" w:hAnsi="Garamond" w:cs="Arial"/>
+          <w:spacing w:val="1"/>
+          <w:sz w:val="24"/>
+          <w:szCs w:val="24"/>
+        </w:rPr>
+        <w:t xml:space="preserve">º </w:t>
+      </w:r>
+      <w:r>
+        <w:rPr>
+          <w:rFonts w:ascii="Garamond" w:hAnsi="Garamond" w:cs="Arial"/>
+          <w:spacing w:val="1"/>
+          <w:sz w:val="24"/>
+          <w:szCs w:val="24"/>
+        </w:rPr>
+        <w:t>_________</w:t>
+      </w:r>
+      <w:r>
+        <w:rPr>
+          <w:rFonts w:ascii="Garamond" w:hAnsi="Garamond" w:cs="Arial"/>
+          <w:spacing w:val="1"/>
+          <w:sz w:val="24"/>
+          <w:szCs w:val="24"/>
+        </w:rPr>
+        <w:t>,</w:t>
+      </w:r>
+      <w:r>
+        <w:rPr>
+          <w:rFonts w:ascii="Garamond" w:hAnsi="Garamond" w:cs="Arial"/>
+          <w:spacing w:val="1"/>
           <w:sz w:val="24"/>
           <w:szCs w:val="24"/>
         </w:rPr>
@@ -306,66 +421,36 @@
       <w:r>
         <w:rPr>
           <w:rFonts w:ascii="Garamond" w:hAnsi="Garamond" w:cs="Arial"/>
-          <w:sz w:val="24"/>
-          <w:szCs w:val="24"/>
-        </w:rPr>
-        <w:t>se</w:t>
-      </w:r>
-      <w:r>
-        <w:rPr>
-          <w:rFonts w:ascii="Garamond" w:hAnsi="Garamond" w:cs="Arial"/>
-          <w:spacing w:val="-6"/>
-          <w:sz w:val="24"/>
-          <w:szCs w:val="24"/>
-        </w:rPr>
-        <w:t xml:space="preserve"> </w:t>
-      </w:r>
-      <w:r>
-        <w:rPr>
-          <w:rFonts w:ascii="Garamond" w:hAnsi="Garamond" w:cs="Arial"/>
-          <w:sz w:val="24"/>
-          <w:szCs w:val="24"/>
-        </w:rPr>
-        <w:t>deja</w:t>
-      </w:r>
-      <w:r>
-        <w:rPr>
-          <w:rFonts w:ascii="Garamond" w:hAnsi="Garamond" w:cs="Arial"/>
-          <w:spacing w:val="-6"/>
-          <w:sz w:val="24"/>
-          <w:szCs w:val="24"/>
-        </w:rPr>
-        <w:t xml:space="preserve"> </w:t>
-      </w:r>
-      <w:r>
-        <w:rPr>
-          <w:rFonts w:ascii="Garamond" w:hAnsi="Garamond" w:cs="Arial"/>
-          <w:sz w:val="24"/>
-          <w:szCs w:val="24"/>
-        </w:rPr>
-        <w:t>constancia</w:t>
-      </w:r>
-      <w:r>
-        <w:rPr>
-          <w:rFonts w:ascii="Garamond" w:hAnsi="Garamond" w:cs="Arial"/>
-          <w:sz w:val="24"/>
-          <w:szCs w:val="24"/>
-        </w:rPr>
-        <w:t xml:space="preserve"> de que </w:t>
-      </w:r>
-      <w:r>
-        <w:rPr>
-          <w:rFonts w:ascii="Garamond" w:hAnsi="Garamond" w:cs="Arial"/>
-          <w:spacing w:val="1"/>
-          <w:sz w:val="24"/>
-          <w:szCs w:val="24"/>
-        </w:rPr>
-        <w:t>nombre</w:t>
-      </w:r>
-      <w:r>
-        <w:rPr>
-          <w:rFonts w:ascii="Garamond" w:hAnsi="Garamond" w:cs="Arial"/>
-          <w:smallCaps/>
+          <w:spacing w:val="1"/>
+          <w:sz w:val="24"/>
+          <w:szCs w:val="24"/>
+        </w:rPr>
+        <w:t>cuyo monto referencial del servicio es</w:t>
+      </w:r>
+      <w:r>
+        <w:rPr>
+          <w:rFonts w:ascii="Garamond" w:hAnsi="Garamond" w:cs="Arial"/>
+          <w:spacing w:val="1"/>
+          <w:sz w:val="24"/>
+          <w:szCs w:val="24"/>
+        </w:rPr>
+        <w:t xml:space="preserve"> de </w:t>
+      </w:r>
+      <w:proofErr w:type="spellStart"/>
+      <w:r>
+        <w:rPr>
+          <w:rFonts w:ascii="Garamond" w:hAnsi="Garamond" w:cs="Arial"/>
+          <w:spacing w:val="1"/>
+          <w:sz w:val="24"/>
+          <w:szCs w:val="24"/>
+        </w:rPr>
+        <w:t>monto_subtotal</w:t>
+      </w:r>
+      <w:proofErr w:type="spellEnd"/>
+      <w:r>
+        <w:rPr>
+          <w:rFonts w:ascii="Garamond" w:hAnsi="Garamond" w:cs="Arial"/>
+          <w:spacing w:val="1"/>
           <w:sz w:val="24"/>
           <w:szCs w:val="24"/>
         </w:rPr>
@@ -374,464 +459,91 @@
       <w:r>
         <w:rPr>
           <w:rFonts w:ascii="Garamond" w:hAnsi="Garamond" w:cs="Arial"/>
-          <w:spacing w:val="-10"/>
-          <w:sz w:val="24"/>
-          <w:szCs w:val="24"/>
-        </w:rPr>
-        <w:t xml:space="preserve"> </w:t>
-      </w:r>
-      <w:r>
-        <w:rPr>
-          <w:rFonts w:ascii="Garamond" w:hAnsi="Garamond" w:cs="Arial"/>
-          <w:sz w:val="24"/>
-          <w:szCs w:val="24"/>
-        </w:rPr>
-        <w:t>con</w:t>
-      </w:r>
-      <w:r>
-        <w:rPr>
-          <w:rFonts w:ascii="Garamond" w:hAnsi="Garamond" w:cs="Arial"/>
-          <w:spacing w:val="-9"/>
-          <w:sz w:val="24"/>
-          <w:szCs w:val="24"/>
-        </w:rPr>
-        <w:t xml:space="preserve"> </w:t>
-      </w:r>
-      <w:r>
-        <w:rPr>
-          <w:rFonts w:ascii="Garamond" w:hAnsi="Garamond" w:cs="Arial"/>
-          <w:sz w:val="24"/>
-          <w:szCs w:val="24"/>
-        </w:rPr>
-        <w:t>RUC</w:t>
-      </w:r>
-      <w:r>
-        <w:rPr>
-          <w:rFonts w:ascii="Garamond" w:hAnsi="Garamond" w:cs="Arial"/>
-          <w:spacing w:val="-9"/>
-          <w:sz w:val="24"/>
-          <w:szCs w:val="24"/>
-        </w:rPr>
-        <w:t xml:space="preserve"> </w:t>
-      </w:r>
-      <w:r>
-        <w:rPr>
-          <w:rFonts w:ascii="Garamond" w:hAnsi="Garamond" w:cs="Arial"/>
-          <w:spacing w:val="-9"/>
-          <w:sz w:val="24"/>
-          <w:szCs w:val="24"/>
-        </w:rPr>
-        <w:t>N.º</w:t>
-      </w:r>
-      <w:r>
-        <w:rPr>
-          <w:rFonts w:ascii="Garamond" w:hAnsi="Garamond" w:cs="Arial"/>
-          <w:spacing w:val="-9"/>
-          <w:sz w:val="24"/>
-          <w:szCs w:val="24"/>
-        </w:rPr>
-        <w:t xml:space="preserve"> </w:t>
-      </w:r>
-      <w:r>
-        <w:rPr>
-          <w:rFonts w:ascii="Garamond" w:hAnsi="Garamond" w:cs="Arial"/>
-          <w:sz w:val="24"/>
-          <w:szCs w:val="24"/>
-        </w:rPr>
-        <w:t>ruc</w:t>
-      </w:r>
-      <w:r>
-        <w:rPr>
-          <w:rFonts w:ascii="Garamond" w:hAnsi="Garamond" w:cs="Arial"/>
-          <w:sz w:val="24"/>
-          <w:szCs w:val="24"/>
-        </w:rPr>
-        <w:t>,</w:t>
-      </w:r>
-      <w:r>
-        <w:rPr>
-          <w:rFonts w:ascii="Garamond" w:hAnsi="Garamond" w:cs="Arial"/>
-          <w:spacing w:val="-8"/>
-          <w:sz w:val="24"/>
-          <w:szCs w:val="24"/>
-        </w:rPr>
-        <w:t xml:space="preserve"> </w:t>
-      </w:r>
-      <w:r>
-        <w:rPr>
-          <w:rFonts w:ascii="Garamond" w:hAnsi="Garamond" w:cs="Arial"/>
-          <w:sz w:val="24"/>
-          <w:szCs w:val="24"/>
-        </w:rPr>
-        <w:t>ha</w:t>
-      </w:r>
-      <w:r>
-        <w:rPr>
-          <w:rFonts w:ascii="Garamond" w:hAnsi="Garamond" w:cs="Arial"/>
-          <w:spacing w:val="-11"/>
-          <w:sz w:val="24"/>
-          <w:szCs w:val="24"/>
-        </w:rPr>
-        <w:t xml:space="preserve"> </w:t>
-      </w:r>
-      <w:r>
-        <w:rPr>
-          <w:rFonts w:ascii="Garamond" w:hAnsi="Garamond" w:cs="Arial"/>
-          <w:sz w:val="24"/>
-          <w:szCs w:val="24"/>
-        </w:rPr>
-        <w:t>realizado</w:t>
-      </w:r>
-      <w:r>
-        <w:rPr>
-          <w:rFonts w:ascii="Garamond" w:hAnsi="Garamond" w:cs="Arial"/>
-          <w:spacing w:val="-9"/>
-          <w:sz w:val="24"/>
-          <w:szCs w:val="24"/>
-        </w:rPr>
-        <w:t xml:space="preserve"> </w:t>
-      </w:r>
-      <w:r>
-        <w:rPr>
-          <w:rFonts w:ascii="Garamond" w:hAnsi="Garamond" w:cs="Arial"/>
-          <w:sz w:val="24"/>
-          <w:szCs w:val="24"/>
-        </w:rPr>
-        <w:t>satisfactoriamente</w:t>
-      </w:r>
-      <w:r>
-        <w:rPr>
-          <w:rFonts w:ascii="Garamond" w:hAnsi="Garamond" w:cs="Arial"/>
-          <w:spacing w:val="-9"/>
-          <w:sz w:val="24"/>
-          <w:szCs w:val="24"/>
-        </w:rPr>
-        <w:t xml:space="preserve"> </w:t>
-      </w:r>
-      <w:r>
-        <w:rPr>
-          <w:rFonts w:ascii="Garamond" w:hAnsi="Garamond" w:cs="Arial"/>
-          <w:sz w:val="24"/>
-          <w:szCs w:val="24"/>
-        </w:rPr>
-        <w:t>el</w:t>
-      </w:r>
-      <w:r>
-        <w:rPr>
-          <w:rFonts w:ascii="Garamond" w:hAnsi="Garamond" w:cs="Arial"/>
-          <w:spacing w:val="-7"/>
-          <w:sz w:val="24"/>
-          <w:szCs w:val="24"/>
-        </w:rPr>
-        <w:t xml:space="preserve"> </w:t>
+          <w:spacing w:val="1"/>
+          <w:sz w:val="24"/>
+          <w:szCs w:val="24"/>
+        </w:rPr>
+        <w:t xml:space="preserve"> monto por hora: </w:t>
       </w:r>
       <w:proofErr w:type="spellStart"/>
       <w:r>
         <w:rPr>
           <w:rFonts w:ascii="Garamond" w:hAnsi="Garamond" w:cs="Arial"/>
-          <w:spacing w:val="-7"/>
-          <w:sz w:val="24"/>
-          <w:szCs w:val="24"/>
-          <w:lang w:val="es-PE"/>
-        </w:rPr>
-        <w:t>descripcion_cursos</w:t>
+          <w:spacing w:val="1"/>
+          <w:sz w:val="24"/>
+          <w:szCs w:val="24"/>
+        </w:rPr>
+        <w:t>monto_hora</w:t>
       </w:r>
       <w:proofErr w:type="spellEnd"/>
       <w:r>
         <w:rPr>
           <w:rFonts w:ascii="Garamond" w:hAnsi="Garamond" w:cs="Arial"/>
-          <w:sz w:val="24"/>
-          <w:szCs w:val="24"/>
-        </w:rPr>
-        <w:t>,</w:t>
-      </w:r>
-      <w:r>
-        <w:rPr>
-          <w:rFonts w:ascii="Garamond" w:hAnsi="Garamond" w:cs="Arial"/>
-          <w:spacing w:val="-9"/>
-          <w:sz w:val="24"/>
-          <w:szCs w:val="24"/>
-        </w:rPr>
-        <w:t xml:space="preserve"> </w:t>
-      </w:r>
-      <w:r>
-        <w:rPr>
-          <w:rFonts w:ascii="Garamond" w:hAnsi="Garamond" w:cs="Arial"/>
-          <w:sz w:val="24"/>
-          <w:szCs w:val="24"/>
-        </w:rPr>
-        <w:t>según</w:t>
-      </w:r>
-      <w:r>
-        <w:rPr>
-          <w:rFonts w:ascii="Garamond" w:hAnsi="Garamond" w:cs="Arial"/>
-          <w:spacing w:val="-7"/>
-          <w:sz w:val="24"/>
-          <w:szCs w:val="24"/>
-        </w:rPr>
-        <w:t xml:space="preserve"> </w:t>
-      </w:r>
-      <w:r>
-        <w:rPr>
-          <w:rFonts w:ascii="Garamond" w:hAnsi="Garamond" w:cs="Arial"/>
-          <w:sz w:val="24"/>
-          <w:szCs w:val="24"/>
-        </w:rPr>
-        <w:t>orden</w:t>
-      </w:r>
-      <w:r>
-        <w:rPr>
-          <w:rFonts w:ascii="Garamond" w:hAnsi="Garamond" w:cs="Arial"/>
-          <w:spacing w:val="-11"/>
-          <w:sz w:val="24"/>
-          <w:szCs w:val="24"/>
-        </w:rPr>
-        <w:t xml:space="preserve"> </w:t>
-      </w:r>
-      <w:r>
-        <w:rPr>
-          <w:rFonts w:ascii="Garamond" w:hAnsi="Garamond" w:cs="Arial"/>
-          <w:sz w:val="24"/>
-          <w:szCs w:val="24"/>
-        </w:rPr>
-        <w:t>de</w:t>
-      </w:r>
-      <w:r>
-        <w:rPr>
-          <w:rFonts w:ascii="Garamond" w:hAnsi="Garamond" w:cs="Arial"/>
-          <w:spacing w:val="-11"/>
-          <w:sz w:val="24"/>
-          <w:szCs w:val="24"/>
-        </w:rPr>
-        <w:t xml:space="preserve"> </w:t>
-      </w:r>
-      <w:r>
-        <w:rPr>
-          <w:rFonts w:ascii="Garamond" w:hAnsi="Garamond" w:cs="Arial"/>
-          <w:sz w:val="24"/>
-          <w:szCs w:val="24"/>
-        </w:rPr>
-        <w:t>servicio</w:t>
-      </w:r>
-      <w:r>
-        <w:rPr>
-          <w:rFonts w:ascii="Garamond" w:hAnsi="Garamond" w:cs="Arial"/>
-          <w:sz w:val="24"/>
-          <w:szCs w:val="24"/>
-        </w:rPr>
-        <w:t xml:space="preserve"> </w:t>
-      </w:r>
-      <w:r>
-        <w:rPr>
-          <w:rFonts w:ascii="Garamond" w:hAnsi="Garamond" w:cs="Arial"/>
-          <w:sz w:val="24"/>
-          <w:szCs w:val="24"/>
-        </w:rPr>
-        <w:t>N</w:t>
-      </w:r>
-      <w:r>
-        <w:rPr>
-          <w:rFonts w:ascii="Garamond" w:hAnsi="Garamond" w:cs="Arial"/>
+          <w:spacing w:val="1"/>
+          <w:sz w:val="24"/>
+          <w:szCs w:val="24"/>
+        </w:rPr>
+        <w:t>, bajo la modalida</w:t>
+      </w:r>
+      <w:r>
+        <w:rPr>
+          <w:rFonts w:ascii="Garamond" w:hAnsi="Garamond" w:cs="Arial"/>
+          <w:spacing w:val="1"/>
+          <w:sz w:val="24"/>
+          <w:szCs w:val="24"/>
+        </w:rPr>
+        <w:t>d híbrida</w:t>
+      </w:r>
+      <w:r>
+        <w:rPr>
+          <w:rFonts w:ascii="Garamond" w:hAnsi="Garamond" w:cs="Arial"/>
+          <w:spacing w:val="1"/>
           <w:sz w:val="24"/>
           <w:szCs w:val="24"/>
         </w:rPr>
         <w:t>.</w:t>
       </w:r>
-      <w:r>
-        <w:rPr>
-          <w:rFonts w:ascii="Garamond" w:hAnsi="Garamond" w:cs="Arial"/>
-          <w:sz w:val="24"/>
-          <w:szCs w:val="24"/>
-        </w:rPr>
-        <w:t>º</w:t>
-      </w:r>
-      <w:r>
-        <w:rPr>
-          <w:rFonts w:ascii="Garamond" w:hAnsi="Garamond" w:cs="Arial"/>
-          <w:spacing w:val="-6"/>
-          <w:sz w:val="24"/>
-          <w:szCs w:val="24"/>
-        </w:rPr>
-        <w:t xml:space="preserve"> </w:t>
-      </w:r>
-      <w:r>
-        <w:rPr>
-          <w:rFonts w:ascii="Garamond" w:hAnsi="Garamond"/>
-          <w:sz w:val="24"/>
-          <w:szCs w:val="24"/>
-        </w:rPr>
-        <w:t>_________</w:t>
-      </w:r>
-      <w:r>
-        <w:rPr>
-          <w:rFonts w:ascii="Garamond" w:hAnsi="Garamond"/>
-          <w:sz w:val="24"/>
-          <w:szCs w:val="24"/>
-        </w:rPr>
-        <w:t>,</w:t>
-      </w:r>
-      <w:r>
-        <w:rPr>
-          <w:rFonts w:ascii="Garamond" w:hAnsi="Garamond" w:cs="Arial"/>
-          <w:spacing w:val="-9"/>
-          <w:sz w:val="24"/>
-          <w:szCs w:val="24"/>
-        </w:rPr>
-        <w:t xml:space="preserve"> </w:t>
-      </w:r>
-      <w:r>
-        <w:rPr>
-          <w:rFonts w:ascii="Garamond" w:hAnsi="Garamond" w:cs="Arial"/>
-          <w:spacing w:val="-9"/>
-          <w:sz w:val="24"/>
-          <w:szCs w:val="24"/>
-        </w:rPr>
-        <w:t>cuyo monto referencial del servicio es</w:t>
-      </w:r>
-      <w:r>
-        <w:rPr>
-          <w:rFonts w:ascii="Garamond" w:hAnsi="Garamond" w:cs="Arial"/>
-          <w:spacing w:val="1"/>
-          <w:sz w:val="24"/>
-          <w:szCs w:val="24"/>
-        </w:rPr>
-        <w:t xml:space="preserve"> de </w:t>
-      </w:r>
-      <w:proofErr w:type="spellStart"/>
-      <w:r>
-        <w:rPr>
-          <w:rFonts w:ascii="Garamond" w:hAnsi="Garamond" w:cs="Adobe Devanagari"/>
-          <w:sz w:val="24"/>
-          <w:szCs w:val="24"/>
-        </w:rPr>
-        <w:t>monto_subtotal</w:t>
-      </w:r>
-      <w:proofErr w:type="spellEnd"/>
-      <w:r>
-        <w:rPr>
-          <w:rFonts w:ascii="Garamond" w:hAnsi="Garamond" w:cs="Adobe Devanagari"/>
-          <w:sz w:val="24"/>
-          <w:szCs w:val="24"/>
-        </w:rPr>
-        <w:t>,</w:t>
-      </w:r>
-      <w:r>
-        <w:rPr>
-          <w:rFonts w:ascii="Garamond" w:hAnsi="Garamond"/>
-        </w:rPr>
-        <w:t xml:space="preserve"> </w:t>
-      </w:r>
-      <w:r>
-        <w:rPr>
-          <w:rFonts w:ascii="Garamond" w:hAnsi="Garamond" w:cs="Adobe Devanagari"/>
-          <w:sz w:val="24"/>
-          <w:szCs w:val="24"/>
-        </w:rPr>
-        <w:t xml:space="preserve">monto por hora: </w:t>
-      </w:r>
-      <w:proofErr w:type="spellStart"/>
-      <w:r>
-        <w:rPr>
-          <w:rFonts w:ascii="Garamond" w:hAnsi="Garamond" w:cs="Adobe Devanagari"/>
-          <w:sz w:val="24"/>
-          <w:szCs w:val="24"/>
-        </w:rPr>
-        <w:t>monto_hora</w:t>
-      </w:r>
-      <w:proofErr w:type="spellEnd"/>
-      <w:r>
-        <w:rPr>
-          <w:rFonts w:ascii="Garamond" w:hAnsi="Garamond" w:cs="Adobe Devanagari"/>
-          <w:sz w:val="24"/>
-          <w:szCs w:val="24"/>
-        </w:rPr>
-        <w:t xml:space="preserve">, </w:t>
-      </w:r>
-      <w:r>
-        <w:rPr>
-          <w:rFonts w:ascii="Garamond" w:hAnsi="Garamond" w:cs="Arial"/>
-          <w:spacing w:val="-9"/>
-          <w:sz w:val="24"/>
-          <w:szCs w:val="24"/>
-        </w:rPr>
-        <w:t>bajo la modalida</w:t>
-      </w:r>
-      <w:r>
-        <w:rPr>
-          <w:rFonts w:ascii="Garamond" w:hAnsi="Garamond" w:cs="Arial"/>
-          <w:spacing w:val="-9"/>
-          <w:sz w:val="24"/>
-          <w:szCs w:val="24"/>
-        </w:rPr>
-        <w:t>d híbrida</w:t>
-      </w:r>
-      <w:r>
-        <w:rPr>
-          <w:rFonts w:ascii="Garamond" w:hAnsi="Garamond" w:cs="Arial"/>
-          <w:spacing w:val="-9"/>
-          <w:sz w:val="24"/>
-          <w:szCs w:val="24"/>
-        </w:rPr>
-        <w:t>.</w:t>
-      </w:r>
-    </w:p>
-    <w:p>
-      <w:pPr>
-        <w:spacing w:after="240" w:line="360" w:lineRule="auto"/>
+    </w:p>
+    <w:p>
+      <w:pPr>
+        <w:pStyle w:val="Textoindependiente"/>
+        <w:spacing w:after="240" w:line="276" w:lineRule="auto"/>
         <w:ind w:firstLine="708"/>
         <w:jc w:val="both"/>
         <w:rPr>
           <w:rFonts w:ascii="Garamond" w:hAnsi="Garamond" w:cs="Arial"/>
-          <w:spacing w:val="-59"/>
-          <w:sz w:val="24"/>
-          <w:szCs w:val="24"/>
-        </w:rPr>
-      </w:pPr>
-      <w:r>
-        <w:rPr>
-          <w:rFonts w:ascii="Garamond" w:hAnsi="Garamond" w:cs="Arial"/>
-          <w:sz w:val="24"/>
-          <w:szCs w:val="24"/>
-        </w:rPr>
-        <w:t>Se expide la presente conformidad con carácter de declaración jurada.</w:t>
-      </w:r>
-      <w:r>
-        <w:rPr>
-          <w:rFonts w:ascii="Garamond" w:hAnsi="Garamond" w:cs="Arial"/>
-          <w:spacing w:val="-59"/>
-          <w:sz w:val="24"/>
-          <w:szCs w:val="24"/>
-        </w:rPr>
-        <w:t xml:space="preserve"> </w:t>
-      </w:r>
-    </w:p>
-    <w:p>
-      <w:pPr>
-        <w:spacing w:after="240" w:line="360" w:lineRule="auto"/>
+          <w:spacing w:val="1"/>
+          <w:sz w:val="24"/>
+          <w:szCs w:val="24"/>
+        </w:rPr>
+      </w:pPr>
+      <w:r>
+        <w:rPr>
+          <w:rFonts w:ascii="Garamond" w:hAnsi="Garamond" w:cs="Arial"/>
+          <w:spacing w:val="1"/>
+          <w:sz w:val="24"/>
+          <w:szCs w:val="24"/>
+        </w:rPr>
+        <w:t xml:space="preserve">Se expide la presente conformidad con carácter de declaración jurada. </w:t>
+      </w:r>
+    </w:p>
+    <w:p>
+      <w:pPr>
+        <w:pStyle w:val="Textoindependiente"/>
+        <w:spacing w:after="240" w:line="276" w:lineRule="auto"/>
         <w:ind w:firstLine="708"/>
         <w:jc w:val="both"/>
         <w:rPr>
           <w:rFonts w:ascii="Garamond" w:hAnsi="Garamond" w:cs="Arial"/>
-          <w:spacing w:val="-59"/>
-          <w:sz w:val="24"/>
-          <w:szCs w:val="24"/>
-        </w:rPr>
-      </w:pPr>
-    </w:p>
-    <w:p>
-      <w:pPr>
-        <w:spacing w:after="240" w:line="360" w:lineRule="auto"/>
-        <w:ind w:firstLine="708"/>
-        <w:jc w:val="both"/>
-        <w:rPr>
-          <w:rFonts w:ascii="Garamond" w:hAnsi="Garamond" w:cs="Adobe Devanagari"/>
-          <w:sz w:val="24"/>
-          <w:szCs w:val="24"/>
-        </w:rPr>
-      </w:pPr>
-      <w:r>
-        <w:rPr>
-          <w:rFonts w:ascii="Garamond" w:hAnsi="Garamond" w:cs="Arial"/>
+          <w:spacing w:val="1"/>
+          <w:sz w:val="24"/>
+          <w:szCs w:val="24"/>
+        </w:rPr>
+      </w:pPr>
+      <w:r>
+        <w:rPr>
+          <w:rFonts w:ascii="Garamond" w:hAnsi="Garamond" w:cs="Arial"/>
+          <w:spacing w:val="1"/>
           <w:sz w:val="24"/>
           <w:szCs w:val="24"/>
         </w:rPr>
@@ -885,17 +597,20 @@
     <w:p>
       <w:pPr>
         <w:pStyle w:val="Textoindependiente"/>
-        <w:spacing w:line="360" w:lineRule="auto"/>
         <w:jc w:val="center"/>
         <w:rPr>
           <w:rFonts w:ascii="Garamond" w:hAnsi="Garamond" w:cs="Arial"/>
-          <w:sz w:val="24"/>
-          <w:szCs w:val="24"/>
-        </w:rPr>
-      </w:pPr>
-      <w:r>
-        <w:rPr>
-          <w:rFonts w:ascii="Garamond" w:hAnsi="Garamond" w:cs="Arial"/>
+          <w:b/>
+          <w:bCs/>
+          <w:sz w:val="24"/>
+          <w:szCs w:val="24"/>
+        </w:rPr>
+      </w:pPr>
+      <w:r>
+        <w:rPr>
+          <w:rFonts w:ascii="Garamond" w:hAnsi="Garamond" w:cs="Arial"/>
+          <w:b/>
+          <w:bCs/>
           <w:sz w:val="24"/>
           <w:szCs w:val="24"/>
         </w:rPr>
@@ -908,15 +623,13 @@
         <w:jc w:val="center"/>
         <w:rPr>
           <w:rFonts w:ascii="Garamond" w:hAnsi="Garamond" w:cs="Arial"/>
-          <w:b/>
-          <w:sz w:val="24"/>
-          <w:szCs w:val="24"/>
-        </w:rPr>
-      </w:pPr>
-      <w:r>
-        <w:rPr>
-          <w:rFonts w:ascii="Garamond" w:hAnsi="Garamond" w:cs="Arial"/>
-          <w:b/>
+          <w:sz w:val="24"/>
+          <w:szCs w:val="24"/>
+        </w:rPr>
+      </w:pPr>
+      <w:r>
+        <w:rPr>
+          <w:rFonts w:ascii="Garamond" w:hAnsi="Garamond" w:cs="Arial"/>
           <w:sz w:val="24"/>
           <w:szCs w:val="24"/>
         </w:rPr>
@@ -925,7 +638,6 @@
       <w:r>
         <w:rPr>
           <w:rFonts w:ascii="Garamond" w:hAnsi="Garamond" w:cs="Arial"/>
-          <w:b/>
           <w:sz w:val="24"/>
           <w:szCs w:val="24"/>
         </w:rPr>
@@ -934,7 +646,6 @@
       <w:r>
         <w:rPr>
           <w:rFonts w:ascii="Garamond" w:hAnsi="Garamond" w:cs="Arial"/>
-          <w:b/>
           <w:sz w:val="24"/>
           <w:szCs w:val="24"/>
         </w:rPr>
@@ -954,7 +665,6 @@
       <w:r>
         <w:rPr>
           <w:rFonts w:ascii="Garamond" w:hAnsi="Garamond" w:cs="Arial"/>
-          <w:b/>
           <w:sz w:val="24"/>
           <w:szCs w:val="24"/>
         </w:rPr>

--- a/Modelos_documentos/conformidad_tercero.docx
+++ b/Modelos_documentos/conformidad_tercero.docx
@@ -1,6 +1,6 @@
 
 <file path=word/document.xml><?xml version="1.0" encoding="utf-8"?>
-<w:document xmlns:wpc="http://schemas.microsoft.com/office/word/2010/wordprocessingCanvas" xmlns:cx="http://schemas.microsoft.com/office/drawing/2014/chartex" xmlns:cx1="http://schemas.microsoft.com/office/drawing/2015/9/8/chartex" xmlns:cx2="http://schemas.microsoft.com/office/drawing/2015/10/21/chartex" xmlns:cx3="http://schemas.microsoft.com/office/drawing/2016/5/9/chartex" xmlns:cx4="http://schemas.microsoft.com/office/drawing/2016/5/10/chartex" xmlns:cx5="http://schemas.microsoft.com/office/drawing/2016/5/11/chartex" xmlns:cx6="http://schemas.microsoft.com/office/drawing/2016/5/12/chartex" xmlns:cx7="http://schemas.microsoft.com/office/drawing/2016/5/13/chartex" xmlns:cx8="http://schemas.microsoft.com/office/drawing/2016/5/14/chartex" xmlns:mc="http://schemas.openxmlformats.org/markup-compatibility/2006" xmlns:aink="http://schemas.microsoft.com/office/drawing/2016/ink" xmlns:am3d="http://schemas.microsoft.com/office/drawing/2017/model3d" xmlns:o="urn:schemas-microsoft-com:office:office" xmlns:oel="http://schemas.microsoft.com/office/2019/extlst" xmlns:r="http://schemas.openxmlformats.org/officeDocument/2006/relationships" xmlns:m="http://schemas.openxmlformats.org/officeDocument/2006/math" xmlns:v="urn:schemas-microsoft-com:vml" xmlns:wp14="http://schemas.microsoft.com/office/word/2010/wordprocessingDrawing" xmlns:wp="http://schemas.openxmlformats.org/drawingml/2006/wordprocessingDrawing" xmlns:w10="urn:schemas-microsoft-com:office:word" xmlns:w="http://schemas.openxmlformats.org/wordprocessingml/2006/main" xmlns:w14="http://schemas.microsoft.com/office/word/2010/wordml" xmlns:w15="http://schemas.microsoft.com/office/word/2012/wordml" xmlns:w16cex="http://schemas.microsoft.com/office/word/2018/wordml/cex" xmlns:w16cid="http://schemas.microsoft.com/office/word/2016/wordml/cid" xmlns:w16="http://schemas.microsoft.com/office/word/2018/wordml" xmlns:w16du="http://schemas.microsoft.com/office/word/2023/wordml/word16du" xmlns:w16sdtdh="http://schemas.microsoft.com/office/word/2020/wordml/sdtdatahash" xmlns:w16sdtfl="http://schemas.microsoft.com/office/word/2024/wordml/sdtformatlock" xmlns:w16se="http://schemas.microsoft.com/office/word/2015/wordml/symex" xmlns:wpg="http://schemas.microsoft.com/office/word/2010/wordprocessingGroup" xmlns:wpi="http://schemas.microsoft.com/office/word/2010/wordprocessingInk" xmlns:wne="http://schemas.microsoft.com/office/word/2006/wordml" xmlns:wps="http://schemas.microsoft.com/office/word/2010/wordprocessingShape" mc:Ignorable="w14 w15 w16se w16cid w16 w16cex w16sdtdh w16sdtfl w16du wp14">
+<w:document xmlns:wpc="http://schemas.microsoft.com/office/word/2010/wordprocessingCanvas" xmlns:cx="http://schemas.microsoft.com/office/drawing/2014/chartex" xmlns:mc="http://schemas.openxmlformats.org/markup-compatibility/2006" xmlns:o="urn:schemas-microsoft-com:office:office" xmlns:r="http://schemas.openxmlformats.org/officeDocument/2006/relationships" xmlns:m="http://schemas.openxmlformats.org/officeDocument/2006/math" xmlns:v="urn:schemas-microsoft-com:vml" xmlns:wp14="http://schemas.microsoft.com/office/word/2010/wordprocessingDrawing" xmlns:wp="http://schemas.openxmlformats.org/drawingml/2006/wordprocessingDrawing" xmlns:w10="urn:schemas-microsoft-com:office:word" xmlns:w="http://schemas.openxmlformats.org/wordprocessingml/2006/main" xmlns:w14="http://schemas.microsoft.com/office/word/2010/wordml" xmlns:w15="http://schemas.microsoft.com/office/word/2012/wordml" xmlns:w16se="http://schemas.microsoft.com/office/word/2015/wordml/symex" xmlns:wpg="http://schemas.microsoft.com/office/word/2010/wordprocessingGroup" xmlns:wpi="http://schemas.microsoft.com/office/word/2010/wordprocessingInk" xmlns:wne="http://schemas.microsoft.com/office/word/2006/wordml" xmlns:wps="http://schemas.microsoft.com/office/word/2010/wordprocessingShape" mc:Ignorable="w14 w15 w16se wp14">
   <w:body>
     <w:p>
       <w:pPr>
@@ -167,7 +167,7 @@
           <w:sz w:val="24"/>
           <w:szCs w:val="24"/>
         </w:rPr>
-        <w:t>19 de agosto de 2025</w:t>
+        <w:t>26 de agosto de 2025</w:t>
       </w:r>
       <w:r>
         <w:rPr>
@@ -492,8 +492,19 @@
           <w:sz w:val="24"/>
           <w:szCs w:val="24"/>
         </w:rPr>
-        <w:t>d híbrida</w:t>
-      </w:r>
+        <w:t xml:space="preserve">d </w:t>
+      </w:r>
+      <w:r>
+        <w:rPr>
+          <w:rFonts w:ascii="Garamond" w:hAnsi="Garamond" w:cs="Arial"/>
+          <w:spacing w:val="1"/>
+          <w:sz w:val="24"/>
+          <w:szCs w:val="24"/>
+        </w:rPr>
+        <w:t>modalidad_servicio</w:t>
+      </w:r>
+      <w:bookmarkStart w:id="0" w:name="_GoBack"/>
+      <w:bookmarkEnd w:id="0"/>
       <w:r>
         <w:rPr>
           <w:rFonts w:ascii="Garamond" w:hAnsi="Garamond" w:cs="Arial"/>
@@ -732,7 +743,7 @@
 </file>
 
 <file path=word/endnotes.xml><?xml version="1.0" encoding="utf-8"?>
-<w:endnotes xmlns:wpc="http://schemas.microsoft.com/office/word/2010/wordprocessingCanvas" xmlns:cx="http://schemas.microsoft.com/office/drawing/2014/chartex" xmlns:cx1="http://schemas.microsoft.com/office/drawing/2015/9/8/chartex" xmlns:cx2="http://schemas.microsoft.com/office/drawing/2015/10/21/chartex" xmlns:cx3="http://schemas.microsoft.com/office/drawing/2016/5/9/chartex" xmlns:cx4="http://schemas.microsoft.com/office/drawing/2016/5/10/chartex" xmlns:cx5="http://schemas.microsoft.com/office/drawing/2016/5/11/chartex" xmlns:cx6="http://schemas.microsoft.com/office/drawing/2016/5/12/chartex" xmlns:cx7="http://schemas.microsoft.com/office/drawing/2016/5/13/chartex" xmlns:cx8="http://schemas.microsoft.com/office/drawing/2016/5/14/chartex" xmlns:mc="http://schemas.openxmlformats.org/markup-compatibility/2006" xmlns:aink="http://schemas.microsoft.com/office/drawing/2016/ink" xmlns:am3d="http://schemas.microsoft.com/office/drawing/2017/model3d" xmlns:o="urn:schemas-microsoft-com:office:office" xmlns:oel="http://schemas.microsoft.com/office/2019/extlst" xmlns:r="http://schemas.openxmlformats.org/officeDocument/2006/relationships" xmlns:m="http://schemas.openxmlformats.org/officeDocument/2006/math" xmlns:v="urn:schemas-microsoft-com:vml" xmlns:wp14="http://schemas.microsoft.com/office/word/2010/wordprocessingDrawing" xmlns:wp="http://schemas.openxmlformats.org/drawingml/2006/wordprocessingDrawing" xmlns:w10="urn:schemas-microsoft-com:office:word" xmlns:w="http://schemas.openxmlformats.org/wordprocessingml/2006/main" xmlns:w14="http://schemas.microsoft.com/office/word/2010/wordml" xmlns:w15="http://schemas.microsoft.com/office/word/2012/wordml" xmlns:w16cex="http://schemas.microsoft.com/office/word/2018/wordml/cex" xmlns:w16cid="http://schemas.microsoft.com/office/word/2016/wordml/cid" xmlns:w16="http://schemas.microsoft.com/office/word/2018/wordml" xmlns:w16du="http://schemas.microsoft.com/office/word/2023/wordml/word16du" xmlns:w16sdtdh="http://schemas.microsoft.com/office/word/2020/wordml/sdtdatahash" xmlns:w16sdtfl="http://schemas.microsoft.com/office/word/2024/wordml/sdtformatlock" xmlns:w16se="http://schemas.microsoft.com/office/word/2015/wordml/symex" xmlns:wpg="http://schemas.microsoft.com/office/word/2010/wordprocessingGroup" xmlns:wpi="http://schemas.microsoft.com/office/word/2010/wordprocessingInk" xmlns:wne="http://schemas.microsoft.com/office/word/2006/wordml" xmlns:wps="http://schemas.microsoft.com/office/word/2010/wordprocessingShape" mc:Ignorable="w14 w15 w16se w16cid w16 w16cex w16sdtdh w16sdtfl w16du wp14">
+<w:endnotes xmlns:wpc="http://schemas.microsoft.com/office/word/2010/wordprocessingCanvas" xmlns:cx="http://schemas.microsoft.com/office/drawing/2014/chartex" xmlns:mc="http://schemas.openxmlformats.org/markup-compatibility/2006" xmlns:o="urn:schemas-microsoft-com:office:office" xmlns:r="http://schemas.openxmlformats.org/officeDocument/2006/relationships" xmlns:m="http://schemas.openxmlformats.org/officeDocument/2006/math" xmlns:v="urn:schemas-microsoft-com:vml" xmlns:wp14="http://schemas.microsoft.com/office/word/2010/wordprocessingDrawing" xmlns:wp="http://schemas.openxmlformats.org/drawingml/2006/wordprocessingDrawing" xmlns:w10="urn:schemas-microsoft-com:office:word" xmlns:w="http://schemas.openxmlformats.org/wordprocessingml/2006/main" xmlns:w14="http://schemas.microsoft.com/office/word/2010/wordml" xmlns:w15="http://schemas.microsoft.com/office/word/2012/wordml" xmlns:w16se="http://schemas.microsoft.com/office/word/2015/wordml/symex" xmlns:wpg="http://schemas.microsoft.com/office/word/2010/wordprocessingGroup" xmlns:wpi="http://schemas.microsoft.com/office/word/2010/wordprocessingInk" xmlns:wne="http://schemas.microsoft.com/office/word/2006/wordml" xmlns:wps="http://schemas.microsoft.com/office/word/2010/wordprocessingShape" mc:Ignorable="w14 w15 w16se wp14">
   <w:endnote w:type="separator" w:id="-1">
     <w:p>
       <w:r>
@@ -751,7 +762,7 @@
 </file>
 
 <file path=word/footnotes.xml><?xml version="1.0" encoding="utf-8"?>
-<w:footnotes xmlns:wpc="http://schemas.microsoft.com/office/word/2010/wordprocessingCanvas" xmlns:cx="http://schemas.microsoft.com/office/drawing/2014/chartex" xmlns:cx1="http://schemas.microsoft.com/office/drawing/2015/9/8/chartex" xmlns:cx2="http://schemas.microsoft.com/office/drawing/2015/10/21/chartex" xmlns:cx3="http://schemas.microsoft.com/office/drawing/2016/5/9/chartex" xmlns:cx4="http://schemas.microsoft.com/office/drawing/2016/5/10/chartex" xmlns:cx5="http://schemas.microsoft.com/office/drawing/2016/5/11/chartex" xmlns:cx6="http://schemas.microsoft.com/office/drawing/2016/5/12/chartex" xmlns:cx7="http://schemas.microsoft.com/office/drawing/2016/5/13/chartex" xmlns:cx8="http://schemas.microsoft.com/office/drawing/2016/5/14/chartex" xmlns:mc="http://schemas.openxmlformats.org/markup-compatibility/2006" xmlns:aink="http://schemas.microsoft.com/office/drawing/2016/ink" xmlns:am3d="http://schemas.microsoft.com/office/drawing/2017/model3d" xmlns:o="urn:schemas-microsoft-com:office:office" xmlns:oel="http://schemas.microsoft.com/office/2019/extlst" xmlns:r="http://schemas.openxmlformats.org/officeDocument/2006/relationships" xmlns:m="http://schemas.openxmlformats.org/officeDocument/2006/math" xmlns:v="urn:schemas-microsoft-com:vml" xmlns:wp14="http://schemas.microsoft.com/office/word/2010/wordprocessingDrawing" xmlns:wp="http://schemas.openxmlformats.org/drawingml/2006/wordprocessingDrawing" xmlns:w10="urn:schemas-microsoft-com:office:word" xmlns:w="http://schemas.openxmlformats.org/wordprocessingml/2006/main" xmlns:w14="http://schemas.microsoft.com/office/word/2010/wordml" xmlns:w15="http://schemas.microsoft.com/office/word/2012/wordml" xmlns:w16cex="http://schemas.microsoft.com/office/word/2018/wordml/cex" xmlns:w16cid="http://schemas.microsoft.com/office/word/2016/wordml/cid" xmlns:w16="http://schemas.microsoft.com/office/word/2018/wordml" xmlns:w16du="http://schemas.microsoft.com/office/word/2023/wordml/word16du" xmlns:w16sdtdh="http://schemas.microsoft.com/office/word/2020/wordml/sdtdatahash" xmlns:w16sdtfl="http://schemas.microsoft.com/office/word/2024/wordml/sdtformatlock" xmlns:w16se="http://schemas.microsoft.com/office/word/2015/wordml/symex" xmlns:wpg="http://schemas.microsoft.com/office/word/2010/wordprocessingGroup" xmlns:wpi="http://schemas.microsoft.com/office/word/2010/wordprocessingInk" xmlns:wne="http://schemas.microsoft.com/office/word/2006/wordml" xmlns:wps="http://schemas.microsoft.com/office/word/2010/wordprocessingShape" mc:Ignorable="w14 w15 w16se w16cid w16 w16cex w16sdtdh w16sdtfl w16du wp14">
+<w:footnotes xmlns:wpc="http://schemas.microsoft.com/office/word/2010/wordprocessingCanvas" xmlns:cx="http://schemas.microsoft.com/office/drawing/2014/chartex" xmlns:mc="http://schemas.openxmlformats.org/markup-compatibility/2006" xmlns:o="urn:schemas-microsoft-com:office:office" xmlns:r="http://schemas.openxmlformats.org/officeDocument/2006/relationships" xmlns:m="http://schemas.openxmlformats.org/officeDocument/2006/math" xmlns:v="urn:schemas-microsoft-com:vml" xmlns:wp14="http://schemas.microsoft.com/office/word/2010/wordprocessingDrawing" xmlns:wp="http://schemas.openxmlformats.org/drawingml/2006/wordprocessingDrawing" xmlns:w10="urn:schemas-microsoft-com:office:word" xmlns:w="http://schemas.openxmlformats.org/wordprocessingml/2006/main" xmlns:w14="http://schemas.microsoft.com/office/word/2010/wordml" xmlns:w15="http://schemas.microsoft.com/office/word/2012/wordml" xmlns:w16se="http://schemas.microsoft.com/office/word/2015/wordml/symex" xmlns:wpg="http://schemas.microsoft.com/office/word/2010/wordprocessingGroup" xmlns:wpi="http://schemas.microsoft.com/office/word/2010/wordprocessingInk" xmlns:wne="http://schemas.microsoft.com/office/word/2006/wordml" xmlns:wps="http://schemas.microsoft.com/office/word/2010/wordprocessingShape" mc:Ignorable="w14 w15 w16se wp14">
   <w:footnote w:type="separator" w:id="-1">
     <w:p>
       <w:r>
@@ -770,7 +781,7 @@
 </file>
 
 <file path=word/header1.xml><?xml version="1.0" encoding="utf-8"?>
-<w:hdr xmlns:wpc="http://schemas.microsoft.com/office/word/2010/wordprocessingCanvas" xmlns:cx="http://schemas.microsoft.com/office/drawing/2014/chartex" xmlns:cx1="http://schemas.microsoft.com/office/drawing/2015/9/8/chartex" xmlns:cx2="http://schemas.microsoft.com/office/drawing/2015/10/21/chartex" xmlns:cx3="http://schemas.microsoft.com/office/drawing/2016/5/9/chartex" xmlns:cx4="http://schemas.microsoft.com/office/drawing/2016/5/10/chartex" xmlns:cx5="http://schemas.microsoft.com/office/drawing/2016/5/11/chartex" xmlns:cx6="http://schemas.microsoft.com/office/drawing/2016/5/12/chartex" xmlns:cx7="http://schemas.microsoft.com/office/drawing/2016/5/13/chartex" xmlns:cx8="http://schemas.microsoft.com/office/drawing/2016/5/14/chartex" xmlns:mc="http://schemas.openxmlformats.org/markup-compatibility/2006" xmlns:aink="http://schemas.microsoft.com/office/drawing/2016/ink" xmlns:am3d="http://schemas.microsoft.com/office/drawing/2017/model3d" xmlns:o="urn:schemas-microsoft-com:office:office" xmlns:oel="http://schemas.microsoft.com/office/2019/extlst" xmlns:r="http://schemas.openxmlformats.org/officeDocument/2006/relationships" xmlns:m="http://schemas.openxmlformats.org/officeDocument/2006/math" xmlns:v="urn:schemas-microsoft-com:vml" xmlns:wp14="http://schemas.microsoft.com/office/word/2010/wordprocessingDrawing" xmlns:wp="http://schemas.openxmlformats.org/drawingml/2006/wordprocessingDrawing" xmlns:w10="urn:schemas-microsoft-com:office:word" xmlns:w="http://schemas.openxmlformats.org/wordprocessingml/2006/main" xmlns:w14="http://schemas.microsoft.com/office/word/2010/wordml" xmlns:w15="http://schemas.microsoft.com/office/word/2012/wordml" xmlns:w16cex="http://schemas.microsoft.com/office/word/2018/wordml/cex" xmlns:w16cid="http://schemas.microsoft.com/office/word/2016/wordml/cid" xmlns:w16="http://schemas.microsoft.com/office/word/2018/wordml" xmlns:w16du="http://schemas.microsoft.com/office/word/2023/wordml/word16du" xmlns:w16sdtdh="http://schemas.microsoft.com/office/word/2020/wordml/sdtdatahash" xmlns:w16sdtfl="http://schemas.microsoft.com/office/word/2024/wordml/sdtformatlock" xmlns:w16se="http://schemas.microsoft.com/office/word/2015/wordml/symex" xmlns:wpg="http://schemas.microsoft.com/office/word/2010/wordprocessingGroup" xmlns:wpi="http://schemas.microsoft.com/office/word/2010/wordprocessingInk" xmlns:wne="http://schemas.microsoft.com/office/word/2006/wordml" xmlns:wps="http://schemas.microsoft.com/office/word/2010/wordprocessingShape" mc:Ignorable="w14 w15 w16se w16cid w16 w16cex w16sdtdh w16sdtfl w16du wp14">
+<w:hdr xmlns:wpc="http://schemas.microsoft.com/office/word/2010/wordprocessingCanvas" xmlns:cx="http://schemas.microsoft.com/office/drawing/2014/chartex" xmlns:mc="http://schemas.openxmlformats.org/markup-compatibility/2006" xmlns:o="urn:schemas-microsoft-com:office:office" xmlns:r="http://schemas.openxmlformats.org/officeDocument/2006/relationships" xmlns:m="http://schemas.openxmlformats.org/officeDocument/2006/math" xmlns:v="urn:schemas-microsoft-com:vml" xmlns:wp14="http://schemas.microsoft.com/office/word/2010/wordprocessingDrawing" xmlns:wp="http://schemas.openxmlformats.org/drawingml/2006/wordprocessingDrawing" xmlns:w10="urn:schemas-microsoft-com:office:word" xmlns:w="http://schemas.openxmlformats.org/wordprocessingml/2006/main" xmlns:w14="http://schemas.microsoft.com/office/word/2010/wordml" xmlns:w15="http://schemas.microsoft.com/office/word/2012/wordml" xmlns:w16se="http://schemas.microsoft.com/office/word/2015/wordml/symex" xmlns:wpg="http://schemas.microsoft.com/office/word/2010/wordprocessingGroup" xmlns:wpi="http://schemas.microsoft.com/office/word/2010/wordprocessingInk" xmlns:wne="http://schemas.microsoft.com/office/word/2006/wordml" xmlns:wps="http://schemas.microsoft.com/office/word/2010/wordprocessingShape" mc:Ignorable="w14 w15 w16se wp14">
   <w:p>
     <w:pPr>
       <w:pStyle w:val="Encabezado"/>
@@ -847,7 +858,7 @@
 </file>
 
 <file path=word/styles.xml><?xml version="1.0" encoding="utf-8"?>
-<w:styles xmlns:mc="http://schemas.openxmlformats.org/markup-compatibility/2006" xmlns:r="http://schemas.openxmlformats.org/officeDocument/2006/relationships" xmlns:w="http://schemas.openxmlformats.org/wordprocessingml/2006/main" xmlns:w14="http://schemas.microsoft.com/office/word/2010/wordml" xmlns:w15="http://schemas.microsoft.com/office/word/2012/wordml" xmlns:w16cex="http://schemas.microsoft.com/office/word/2018/wordml/cex" xmlns:w16cid="http://schemas.microsoft.com/office/word/2016/wordml/cid" xmlns:w16="http://schemas.microsoft.com/office/word/2018/wordml" xmlns:w16du="http://schemas.microsoft.com/office/word/2023/wordml/word16du" xmlns:w16sdtdh="http://schemas.microsoft.com/office/word/2020/wordml/sdtdatahash" xmlns:w16sdtfl="http://schemas.microsoft.com/office/word/2024/wordml/sdtformatlock" xmlns:w16se="http://schemas.microsoft.com/office/word/2015/wordml/symex" mc:Ignorable="w14 w15 w16se w16cid w16 w16cex w16sdtdh w16sdtfl w16du">
+<w:styles xmlns:mc="http://schemas.openxmlformats.org/markup-compatibility/2006" xmlns:r="http://schemas.openxmlformats.org/officeDocument/2006/relationships" xmlns:w="http://schemas.openxmlformats.org/wordprocessingml/2006/main" xmlns:w14="http://schemas.microsoft.com/office/word/2010/wordml" xmlns:w15="http://schemas.microsoft.com/office/word/2012/wordml" xmlns:w16se="http://schemas.microsoft.com/office/word/2015/wordml/symex" mc:Ignorable="w14 w15 w16se">
   <w:docDefaults>
     <w:rPrDefault>
       <w:rPr>
@@ -865,7 +876,7 @@
       </w:pPr>
     </w:pPrDefault>
   </w:docDefaults>
-  <w:latentStyles w:defLockedState="0" w:defUIPriority="99" w:defSemiHidden="0" w:defUnhideWhenUsed="0" w:defQFormat="0" w:count="376">
+  <w:latentStyles w:defLockedState="0" w:defUIPriority="99" w:defSemiHidden="0" w:defUnhideWhenUsed="0" w:defQFormat="0" w:count="371">
     <w:lsdException w:name="Normal" w:uiPriority="0" w:qFormat="1"/>
     <w:lsdException w:name="heading 1" w:uiPriority="9" w:qFormat="1"/>
     <w:lsdException w:name="heading 2" w:semiHidden="1" w:uiPriority="9" w:unhideWhenUsed="1" w:qFormat="1"/>
@@ -1237,11 +1248,6 @@
     <w:lsdException w:name="List Table 5 Dark Accent 6" w:uiPriority="50"/>
     <w:lsdException w:name="List Table 6 Colorful Accent 6" w:uiPriority="51"/>
     <w:lsdException w:name="List Table 7 Colorful Accent 6" w:uiPriority="52"/>
-    <w:lsdException w:name="Mention" w:semiHidden="1" w:unhideWhenUsed="1"/>
-    <w:lsdException w:name="Smart Hyperlink" w:semiHidden="1" w:unhideWhenUsed="1"/>
-    <w:lsdException w:name="Hashtag" w:semiHidden="1" w:unhideWhenUsed="1"/>
-    <w:lsdException w:name="Unresolved Mention" w:semiHidden="1" w:unhideWhenUsed="1"/>
-    <w:lsdException w:name="Smart Link" w:semiHidden="1" w:unhideWhenUsed="1"/>
   </w:latentStyles>
   <w:style w:type="paragraph" w:default="1" w:styleId="Normal">
     <w:name w:val="Normal"/>

--- a/Modelos_documentos/conformidad_tercero.docx
+++ b/Modelos_documentos/conformidad_tercero.docx
@@ -167,7 +167,7 @@
           <w:sz w:val="24"/>
           <w:szCs w:val="24"/>
         </w:rPr>
-        <w:t>26 de agosto de 2025</w:t>
+        <w:t>2 de septiembre de 2025</w:t>
       </w:r>
       <w:r>
         <w:rPr>
@@ -503,8 +503,6 @@
         </w:rPr>
         <w:t>modalidad_servicio</w:t>
       </w:r>
-      <w:bookmarkStart w:id="0" w:name="_GoBack"/>
-      <w:bookmarkEnd w:id="0"/>
       <w:r>
         <w:rPr>
           <w:rFonts w:ascii="Garamond" w:hAnsi="Garamond" w:cs="Arial"/>
@@ -560,6 +558,8 @@
         </w:rPr>
         <w:t>Atentamente,</w:t>
       </w:r>
+      <w:bookmarkStart w:id="0" w:name="_GoBack"/>
+      <w:bookmarkEnd w:id="0"/>
     </w:p>
     <w:p>
       <w:pPr>
@@ -600,84 +600,106 @@
         <w:spacing w:line="360" w:lineRule="auto"/>
         <w:rPr>
           <w:rFonts w:ascii="Garamond" w:hAnsi="Garamond"/>
-          <w:sz w:val="24"/>
-          <w:szCs w:val="24"/>
-        </w:rPr>
-      </w:pPr>
-    </w:p>
-    <w:p>
-      <w:pPr>
-        <w:pStyle w:val="Textoindependiente"/>
+          <w:sz w:val="28"/>
+          <w:szCs w:val="24"/>
+        </w:rPr>
+      </w:pPr>
+    </w:p>
+    <w:p>
+      <w:pPr>
+        <w:spacing w:line="276" w:lineRule="auto"/>
+        <w:ind w:right="-2"/>
         <w:jc w:val="center"/>
         <w:rPr>
-          <w:rFonts w:ascii="Garamond" w:hAnsi="Garamond" w:cs="Arial"/>
+          <w:rFonts w:ascii="Garamond" w:hAnsi="Garamond"/>
           <w:b/>
-          <w:bCs/>
-          <w:sz w:val="24"/>
-          <w:szCs w:val="24"/>
-        </w:rPr>
-      </w:pPr>
-      <w:r>
-        <w:rPr>
-          <w:rFonts w:ascii="Garamond" w:hAnsi="Garamond" w:cs="Arial"/>
+          <w:sz w:val="24"/>
+        </w:rPr>
+      </w:pPr>
+      <w:r>
+        <w:rPr>
+          <w:rFonts w:ascii="Garamond" w:hAnsi="Garamond"/>
           <w:b/>
-          <w:bCs/>
-          <w:sz w:val="24"/>
-          <w:szCs w:val="24"/>
-        </w:rPr>
-        <w:t>Mg. Jacobo Virgilio Alva Mendo</w:t>
-      </w:r>
-    </w:p>
-    <w:p>
-      <w:pPr>
-        <w:pStyle w:val="Textoindependiente"/>
+          <w:sz w:val="24"/>
+        </w:rPr>
+        <w:t>Dr.</w:t>
+      </w:r>
+      <w:r>
+        <w:rPr>
+          <w:rFonts w:ascii="Garamond" w:hAnsi="Garamond"/>
+          <w:b/>
+          <w:spacing w:val="-14"/>
+          <w:sz w:val="24"/>
+        </w:rPr>
+        <w:t xml:space="preserve"> Marcel Martín Velázquez Castro </w:t>
+      </w:r>
+    </w:p>
+    <w:p>
+      <w:pPr>
+        <w:ind w:right="-2"/>
         <w:jc w:val="center"/>
         <w:rPr>
-          <w:rFonts w:ascii="Garamond" w:hAnsi="Garamond" w:cs="Arial"/>
-          <w:sz w:val="24"/>
-          <w:szCs w:val="24"/>
-        </w:rPr>
-      </w:pPr>
-      <w:r>
-        <w:rPr>
-          <w:rFonts w:ascii="Garamond" w:hAnsi="Garamond" w:cs="Arial"/>
-          <w:sz w:val="24"/>
-          <w:szCs w:val="24"/>
-        </w:rPr>
-        <w:t xml:space="preserve">Director de </w:t>
-      </w:r>
-      <w:r>
-        <w:rPr>
-          <w:rFonts w:ascii="Garamond" w:hAnsi="Garamond" w:cs="Arial"/>
-          <w:sz w:val="24"/>
-          <w:szCs w:val="24"/>
-        </w:rPr>
-        <w:t xml:space="preserve">la </w:t>
-      </w:r>
-      <w:r>
-        <w:rPr>
-          <w:rFonts w:ascii="Garamond" w:hAnsi="Garamond" w:cs="Arial"/>
-          <w:sz w:val="24"/>
-          <w:szCs w:val="24"/>
-        </w:rPr>
-        <w:t xml:space="preserve">Dirección de Gestión Institucional </w:t>
-      </w:r>
-    </w:p>
-    <w:p>
-      <w:pPr>
-        <w:pStyle w:val="Textoindependiente"/>
+          <w:rFonts w:ascii="Garamond" w:hAnsi="Garamond"/>
+          <w:spacing w:val="-2"/>
+          <w:sz w:val="24"/>
+        </w:rPr>
+      </w:pPr>
+      <w:r>
+        <w:rPr>
+          <w:rFonts w:ascii="Garamond" w:hAnsi="Garamond"/>
+          <w:spacing w:val="-2"/>
+          <w:sz w:val="24"/>
+        </w:rPr>
+        <w:t>Director</w:t>
+      </w:r>
+      <w:r>
+        <w:rPr>
+          <w:rFonts w:ascii="Garamond" w:hAnsi="Garamond"/>
+          <w:spacing w:val="5"/>
+          <w:sz w:val="24"/>
+        </w:rPr>
+        <w:t xml:space="preserve"> (e) </w:t>
+      </w:r>
+      <w:r>
+        <w:rPr>
+          <w:rFonts w:ascii="Garamond" w:hAnsi="Garamond"/>
+          <w:spacing w:val="-2"/>
+          <w:sz w:val="24"/>
+        </w:rPr>
+        <w:t>de la Dirección de Gestión</w:t>
+      </w:r>
+      <w:r>
+        <w:rPr>
+          <w:rFonts w:ascii="Garamond" w:hAnsi="Garamond"/>
+          <w:spacing w:val="1"/>
+          <w:sz w:val="24"/>
+        </w:rPr>
+        <w:t xml:space="preserve"> </w:t>
+      </w:r>
+      <w:r>
+        <w:rPr>
+          <w:rFonts w:ascii="Garamond" w:hAnsi="Garamond"/>
+          <w:spacing w:val="-2"/>
+          <w:sz w:val="24"/>
+        </w:rPr>
+        <w:t>Institucional</w:t>
+      </w:r>
+    </w:p>
+    <w:p>
+      <w:pPr>
+        <w:ind w:right="-2"/>
         <w:jc w:val="center"/>
         <w:rPr>
-          <w:rFonts w:ascii="Garamond" w:hAnsi="Garamond" w:cs="Arial"/>
-          <w:sz w:val="24"/>
-          <w:szCs w:val="24"/>
-        </w:rPr>
-      </w:pPr>
-      <w:r>
-        <w:rPr>
-          <w:rFonts w:ascii="Garamond" w:hAnsi="Garamond" w:cs="Arial"/>
-          <w:sz w:val="24"/>
-          <w:szCs w:val="24"/>
+          <w:rFonts w:ascii="Garamond" w:hAnsi="Garamond"/>
+          <w:spacing w:val="-2"/>
+          <w:sz w:val="24"/>
+        </w:rPr>
+      </w:pPr>
+      <w:r>
+        <w:rPr>
+          <w:rFonts w:ascii="Garamond" w:hAnsi="Garamond"/>
+          <w:spacing w:val="-2"/>
+          <w:sz w:val="24"/>
         </w:rPr>
         <w:t>Centro de Idiomas de la UNMSM</w:t>
       </w:r>

--- a/Modelos_documentos/conformidad_tercero.docx
+++ b/Modelos_documentos/conformidad_tercero.docx
@@ -167,7 +167,7 @@
           <w:sz w:val="24"/>
           <w:szCs w:val="24"/>
         </w:rPr>
-        <w:t>2 de septiembre de 2025</w:t>
+        <w:t>8 de septiembre de 2025</w:t>
       </w:r>
       <w:r>
         <w:rPr>
@@ -558,150 +558,142 @@
         </w:rPr>
         <w:t>Atentamente,</w:t>
       </w:r>
+    </w:p>
+    <w:p>
+      <w:pPr>
+        <w:pStyle w:val="Textoindependiente"/>
+        <w:spacing w:line="360" w:lineRule="auto"/>
+        <w:rPr>
+          <w:rFonts w:ascii="Garamond" w:hAnsi="Garamond"/>
+          <w:sz w:val="24"/>
+          <w:szCs w:val="24"/>
+        </w:rPr>
+      </w:pPr>
+    </w:p>
+    <w:p>
+      <w:pPr>
+        <w:pStyle w:val="Textoindependiente"/>
+        <w:spacing w:line="360" w:lineRule="auto"/>
+        <w:rPr>
+          <w:rFonts w:ascii="Garamond" w:hAnsi="Garamond"/>
+          <w:sz w:val="24"/>
+          <w:szCs w:val="24"/>
+        </w:rPr>
+      </w:pPr>
+    </w:p>
+    <w:p>
+      <w:pPr>
+        <w:pStyle w:val="Textoindependiente"/>
+        <w:spacing w:line="360" w:lineRule="auto"/>
+        <w:rPr>
+          <w:rFonts w:ascii="Garamond" w:hAnsi="Garamond"/>
+          <w:sz w:val="24"/>
+          <w:szCs w:val="24"/>
+        </w:rPr>
+      </w:pPr>
+    </w:p>
+    <w:p>
+      <w:pPr>
+        <w:pStyle w:val="Textoindependiente"/>
+        <w:spacing w:line="360" w:lineRule="auto"/>
+        <w:rPr>
+          <w:rFonts w:ascii="Garamond" w:hAnsi="Garamond"/>
+          <w:sz w:val="28"/>
+          <w:szCs w:val="24"/>
+        </w:rPr>
+      </w:pPr>
+    </w:p>
+    <w:p>
+      <w:pPr>
+        <w:pStyle w:val="Textoindependiente"/>
+        <w:spacing w:line="276" w:lineRule="auto"/>
+        <w:jc w:val="center"/>
+        <w:rPr>
+          <w:rFonts w:ascii="Garamond" w:hAnsi="Garamond"/>
+          <w:b/>
+          <w:sz w:val="24"/>
+        </w:rPr>
+      </w:pPr>
+      <w:r>
+        <w:rPr>
+          <w:rFonts w:ascii="Garamond" w:hAnsi="Garamond"/>
+          <w:b/>
+          <w:sz w:val="24"/>
+        </w:rPr>
+        <w:t xml:space="preserve">Dr. </w:t>
+      </w:r>
+      <w:proofErr w:type="spellStart"/>
+      <w:r>
+        <w:rPr>
+          <w:rFonts w:ascii="Garamond" w:hAnsi="Garamond"/>
+          <w:b/>
+          <w:sz w:val="24"/>
+        </w:rPr>
+        <w:t>Giullaume</w:t>
+      </w:r>
+      <w:proofErr w:type="spellEnd"/>
+      <w:r>
+        <w:rPr>
+          <w:rFonts w:ascii="Garamond" w:hAnsi="Garamond"/>
+          <w:b/>
+          <w:sz w:val="24"/>
+        </w:rPr>
+        <w:t xml:space="preserve"> </w:t>
+      </w:r>
+      <w:proofErr w:type="spellStart"/>
+      <w:r>
+        <w:rPr>
+          <w:rFonts w:ascii="Garamond" w:hAnsi="Garamond"/>
+          <w:b/>
+          <w:sz w:val="24"/>
+        </w:rPr>
+        <w:t>Oisel</w:t>
+      </w:r>
+      <w:proofErr w:type="spellEnd"/>
+    </w:p>
+    <w:p>
+      <w:pPr>
+        <w:pStyle w:val="Textoindependiente"/>
+        <w:spacing w:line="276" w:lineRule="auto"/>
+        <w:jc w:val="center"/>
+        <w:rPr>
+          <w:rFonts w:ascii="Garamond" w:hAnsi="Garamond"/>
+          <w:sz w:val="24"/>
+        </w:rPr>
+      </w:pPr>
+      <w:r>
+        <w:rPr>
+          <w:rFonts w:ascii="Garamond" w:hAnsi="Garamond"/>
+          <w:sz w:val="24"/>
+        </w:rPr>
+        <w:t>Director de la Dirección Académica</w:t>
+      </w:r>
+    </w:p>
+    <w:p>
+      <w:pPr>
+        <w:pStyle w:val="Textoindependiente"/>
+        <w:spacing w:line="276" w:lineRule="auto"/>
+        <w:jc w:val="center"/>
+        <w:rPr>
+          <w:rFonts w:ascii="Garamond" w:hAnsi="Garamond"/>
+          <w:sz w:val="24"/>
+        </w:rPr>
+      </w:pPr>
+      <w:r>
+        <w:rPr>
+          <w:rFonts w:ascii="Garamond" w:hAnsi="Garamond"/>
+          <w:sz w:val="24"/>
+        </w:rPr>
+        <w:t>Centro de Idiomas de la U</w:t>
+      </w:r>
       <w:bookmarkStart w:id="0" w:name="_GoBack"/>
       <w:bookmarkEnd w:id="0"/>
-    </w:p>
-    <w:p>
-      <w:pPr>
-        <w:pStyle w:val="Textoindependiente"/>
-        <w:spacing w:line="360" w:lineRule="auto"/>
-        <w:rPr>
-          <w:rFonts w:ascii="Garamond" w:hAnsi="Garamond"/>
-          <w:sz w:val="24"/>
-          <w:szCs w:val="24"/>
-        </w:rPr>
-      </w:pPr>
-    </w:p>
-    <w:p>
-      <w:pPr>
-        <w:pStyle w:val="Textoindependiente"/>
-        <w:spacing w:line="360" w:lineRule="auto"/>
-        <w:rPr>
-          <w:rFonts w:ascii="Garamond" w:hAnsi="Garamond"/>
-          <w:sz w:val="24"/>
-          <w:szCs w:val="24"/>
-        </w:rPr>
-      </w:pPr>
-    </w:p>
-    <w:p>
-      <w:pPr>
-        <w:pStyle w:val="Textoindependiente"/>
-        <w:spacing w:line="360" w:lineRule="auto"/>
-        <w:rPr>
-          <w:rFonts w:ascii="Garamond" w:hAnsi="Garamond"/>
-          <w:sz w:val="24"/>
-          <w:szCs w:val="24"/>
-        </w:rPr>
-      </w:pPr>
-    </w:p>
-    <w:p>
-      <w:pPr>
-        <w:pStyle w:val="Textoindependiente"/>
-        <w:spacing w:line="360" w:lineRule="auto"/>
-        <w:rPr>
-          <w:rFonts w:ascii="Garamond" w:hAnsi="Garamond"/>
-          <w:sz w:val="28"/>
-          <w:szCs w:val="24"/>
-        </w:rPr>
-      </w:pPr>
-    </w:p>
-    <w:p>
-      <w:pPr>
-        <w:spacing w:line="276" w:lineRule="auto"/>
-        <w:ind w:right="-2"/>
-        <w:jc w:val="center"/>
-        <w:rPr>
-          <w:rFonts w:ascii="Garamond" w:hAnsi="Garamond"/>
-          <w:b/>
-          <w:sz w:val="24"/>
-        </w:rPr>
-      </w:pPr>
-      <w:r>
-        <w:rPr>
-          <w:rFonts w:ascii="Garamond" w:hAnsi="Garamond"/>
-          <w:b/>
-          <w:sz w:val="24"/>
-        </w:rPr>
-        <w:t>Dr.</w:t>
-      </w:r>
-      <w:r>
-        <w:rPr>
-          <w:rFonts w:ascii="Garamond" w:hAnsi="Garamond"/>
-          <w:b/>
-          <w:spacing w:val="-14"/>
-          <w:sz w:val="24"/>
-        </w:rPr>
-        <w:t xml:space="preserve"> Marcel Martín Velázquez Castro </w:t>
-      </w:r>
-    </w:p>
-    <w:p>
-      <w:pPr>
-        <w:ind w:right="-2"/>
-        <w:jc w:val="center"/>
-        <w:rPr>
-          <w:rFonts w:ascii="Garamond" w:hAnsi="Garamond"/>
-          <w:spacing w:val="-2"/>
-          <w:sz w:val="24"/>
-        </w:rPr>
-      </w:pPr>
-      <w:r>
-        <w:rPr>
-          <w:rFonts w:ascii="Garamond" w:hAnsi="Garamond"/>
-          <w:spacing w:val="-2"/>
-          <w:sz w:val="24"/>
-        </w:rPr>
-        <w:t>Director</w:t>
-      </w:r>
-      <w:r>
-        <w:rPr>
-          <w:rFonts w:ascii="Garamond" w:hAnsi="Garamond"/>
-          <w:spacing w:val="5"/>
-          <w:sz w:val="24"/>
-        </w:rPr>
-        <w:t xml:space="preserve"> (e) </w:t>
-      </w:r>
-      <w:r>
-        <w:rPr>
-          <w:rFonts w:ascii="Garamond" w:hAnsi="Garamond"/>
-          <w:spacing w:val="-2"/>
-          <w:sz w:val="24"/>
-        </w:rPr>
-        <w:t>de la Dirección de Gestión</w:t>
-      </w:r>
-      <w:r>
-        <w:rPr>
-          <w:rFonts w:ascii="Garamond" w:hAnsi="Garamond"/>
-          <w:spacing w:val="1"/>
-          <w:sz w:val="24"/>
-        </w:rPr>
-        <w:t xml:space="preserve"> </w:t>
-      </w:r>
-      <w:r>
-        <w:rPr>
-          <w:rFonts w:ascii="Garamond" w:hAnsi="Garamond"/>
-          <w:spacing w:val="-2"/>
-          <w:sz w:val="24"/>
-        </w:rPr>
-        <w:t>Institucional</w:t>
-      </w:r>
-    </w:p>
-    <w:p>
-      <w:pPr>
-        <w:ind w:right="-2"/>
-        <w:jc w:val="center"/>
-        <w:rPr>
-          <w:rFonts w:ascii="Garamond" w:hAnsi="Garamond"/>
-          <w:spacing w:val="-2"/>
-          <w:sz w:val="24"/>
-        </w:rPr>
-      </w:pPr>
-      <w:r>
-        <w:rPr>
-          <w:rFonts w:ascii="Garamond" w:hAnsi="Garamond"/>
-          <w:spacing w:val="-2"/>
-          <w:sz w:val="24"/>
-        </w:rPr>
-        <w:t>Centro de Idiomas de la UNMSM</w:t>
+      <w:r>
+        <w:rPr>
+          <w:rFonts w:ascii="Garamond" w:hAnsi="Garamond"/>
+          <w:sz w:val="24"/>
+        </w:rPr>
+        <w:t>NMSM</w:t>
       </w:r>
     </w:p>
     <w:p>

--- a/Modelos_documentos/conformidad_tercero.docx
+++ b/Modelos_documentos/conformidad_tercero.docx
@@ -167,7 +167,7 @@
           <w:sz w:val="24"/>
           <w:szCs w:val="24"/>
         </w:rPr>
-        <w:t>8 de septiembre de 2025</w:t>
+        <w:t>9 de septiembre de 2025</w:t>
       </w:r>
       <w:r>
         <w:rPr>
@@ -620,7 +620,7 @@
           <w:b/>
           <w:sz w:val="24"/>
         </w:rPr>
-        <w:t xml:space="preserve">Dr. </w:t>
+        <w:t xml:space="preserve">Dr. Guillaume </w:t>
       </w:r>
       <w:proofErr w:type="spellStart"/>
       <w:r>
@@ -629,7 +629,25 @@
           <w:b/>
           <w:sz w:val="24"/>
         </w:rPr>
-        <w:t>Giullaume</w:t>
+        <w:t>Yannick</w:t>
+      </w:r>
+      <w:proofErr w:type="spellEnd"/>
+      <w:r>
+        <w:rPr>
+          <w:rFonts w:ascii="Garamond" w:hAnsi="Garamond"/>
+          <w:b/>
+          <w:sz w:val="24"/>
+        </w:rPr>
+        <w:t xml:space="preserve"> </w:t>
+      </w:r>
+      <w:proofErr w:type="spellStart"/>
+      <w:r>
+        <w:rPr>
+          <w:rFonts w:ascii="Garamond" w:hAnsi="Garamond"/>
+          <w:b/>
+          <w:sz w:val="24"/>
+        </w:rPr>
+        <w:t>Serge</w:t>
       </w:r>
       <w:proofErr w:type="spellEnd"/>
       <w:r>
@@ -684,29 +702,22 @@
           <w:rFonts w:ascii="Garamond" w:hAnsi="Garamond"/>
           <w:sz w:val="24"/>
         </w:rPr>
-        <w:t>Centro de Idiomas de la U</w:t>
-      </w:r>
+        <w:t>Centro de Idiomas de la UNMSM</w:t>
+      </w:r>
+    </w:p>
+    <w:p>
+      <w:pPr>
+        <w:pStyle w:val="Textoindependiente"/>
+        <w:spacing w:line="360" w:lineRule="auto"/>
+        <w:rPr>
+          <w:rFonts w:ascii="Garamond" w:hAnsi="Garamond"/>
+          <w:b/>
+          <w:sz w:val="24"/>
+          <w:szCs w:val="24"/>
+        </w:rPr>
+      </w:pPr>
       <w:bookmarkStart w:id="0" w:name="_GoBack"/>
       <w:bookmarkEnd w:id="0"/>
-      <w:r>
-        <w:rPr>
-          <w:rFonts w:ascii="Garamond" w:hAnsi="Garamond"/>
-          <w:sz w:val="24"/>
-        </w:rPr>
-        <w:t>NMSM</w:t>
-      </w:r>
-    </w:p>
-    <w:p>
-      <w:pPr>
-        <w:pStyle w:val="Textoindependiente"/>
-        <w:spacing w:line="360" w:lineRule="auto"/>
-        <w:rPr>
-          <w:rFonts w:ascii="Garamond" w:hAnsi="Garamond"/>
-          <w:b/>
-          <w:sz w:val="24"/>
-          <w:szCs w:val="24"/>
-        </w:rPr>
-      </w:pPr>
     </w:p>
     <w:p>
       <w:pPr>

--- a/Modelos_documentos/conformidad_tercero.docx
+++ b/Modelos_documentos/conformidad_tercero.docx
@@ -1,6 +1,6 @@
 
 <file path=word/document.xml><?xml version="1.0" encoding="utf-8"?>
-<w:document xmlns:wpc="http://schemas.microsoft.com/office/word/2010/wordprocessingCanvas" xmlns:cx="http://schemas.microsoft.com/office/drawing/2014/chartex" xmlns:mc="http://schemas.openxmlformats.org/markup-compatibility/2006" xmlns:o="urn:schemas-microsoft-com:office:office" xmlns:r="http://schemas.openxmlformats.org/officeDocument/2006/relationships" xmlns:m="http://schemas.openxmlformats.org/officeDocument/2006/math" xmlns:v="urn:schemas-microsoft-com:vml" xmlns:wp14="http://schemas.microsoft.com/office/word/2010/wordprocessingDrawing" xmlns:wp="http://schemas.openxmlformats.org/drawingml/2006/wordprocessingDrawing" xmlns:w10="urn:schemas-microsoft-com:office:word" xmlns:w="http://schemas.openxmlformats.org/wordprocessingml/2006/main" xmlns:w14="http://schemas.microsoft.com/office/word/2010/wordml" xmlns:w15="http://schemas.microsoft.com/office/word/2012/wordml" xmlns:w16se="http://schemas.microsoft.com/office/word/2015/wordml/symex" xmlns:wpg="http://schemas.microsoft.com/office/word/2010/wordprocessingGroup" xmlns:wpi="http://schemas.microsoft.com/office/word/2010/wordprocessingInk" xmlns:wne="http://schemas.microsoft.com/office/word/2006/wordml" xmlns:wps="http://schemas.microsoft.com/office/word/2010/wordprocessingShape" mc:Ignorable="w14 w15 w16se wp14">
+<w:document xmlns:wpc="http://schemas.microsoft.com/office/word/2010/wordprocessingCanvas" xmlns:cx="http://schemas.microsoft.com/office/drawing/2014/chartex" xmlns:cx1="http://schemas.microsoft.com/office/drawing/2015/9/8/chartex" xmlns:cx2="http://schemas.microsoft.com/office/drawing/2015/10/21/chartex" xmlns:cx3="http://schemas.microsoft.com/office/drawing/2016/5/9/chartex" xmlns:cx4="http://schemas.microsoft.com/office/drawing/2016/5/10/chartex" xmlns:cx5="http://schemas.microsoft.com/office/drawing/2016/5/11/chartex" xmlns:cx6="http://schemas.microsoft.com/office/drawing/2016/5/12/chartex" xmlns:cx7="http://schemas.microsoft.com/office/drawing/2016/5/13/chartex" xmlns:cx8="http://schemas.microsoft.com/office/drawing/2016/5/14/chartex" xmlns:mc="http://schemas.openxmlformats.org/markup-compatibility/2006" xmlns:aink="http://schemas.microsoft.com/office/drawing/2016/ink" xmlns:am3d="http://schemas.microsoft.com/office/drawing/2017/model3d" xmlns:o="urn:schemas-microsoft-com:office:office" xmlns:oel="http://schemas.microsoft.com/office/2019/extlst" xmlns:r="http://schemas.openxmlformats.org/officeDocument/2006/relationships" xmlns:m="http://schemas.openxmlformats.org/officeDocument/2006/math" xmlns:v="urn:schemas-microsoft-com:vml" xmlns:wp14="http://schemas.microsoft.com/office/word/2010/wordprocessingDrawing" xmlns:wp="http://schemas.openxmlformats.org/drawingml/2006/wordprocessingDrawing" xmlns:w10="urn:schemas-microsoft-com:office:word" xmlns:w="http://schemas.openxmlformats.org/wordprocessingml/2006/main" xmlns:w14="http://schemas.microsoft.com/office/word/2010/wordml" xmlns:w15="http://schemas.microsoft.com/office/word/2012/wordml" xmlns:w16cex="http://schemas.microsoft.com/office/word/2018/wordml/cex" xmlns:w16cid="http://schemas.microsoft.com/office/word/2016/wordml/cid" xmlns:w16="http://schemas.microsoft.com/office/word/2018/wordml" xmlns:w16du="http://schemas.microsoft.com/office/word/2023/wordml/word16du" xmlns:w16sdtdh="http://schemas.microsoft.com/office/word/2020/wordml/sdtdatahash" xmlns:w16sdtfl="http://schemas.microsoft.com/office/word/2024/wordml/sdtformatlock" xmlns:w16se="http://schemas.microsoft.com/office/word/2015/wordml/symex" xmlns:wpg="http://schemas.microsoft.com/office/word/2010/wordprocessingGroup" xmlns:wpi="http://schemas.microsoft.com/office/word/2010/wordprocessingInk" xmlns:wne="http://schemas.microsoft.com/office/word/2006/wordml" xmlns:wps="http://schemas.microsoft.com/office/word/2010/wordprocessingShape" mc:Ignorable="w14 w15 w16se w16cid w16 w16cex w16sdtdh w16sdtfl w16du wp14">
   <w:body>
     <w:p>
       <w:pPr>
@@ -167,7 +167,7 @@
           <w:sz w:val="24"/>
           <w:szCs w:val="24"/>
         </w:rPr>
-        <w:t>9 de septiembre de 2025</w:t>
+        <w:t>4 de noviembre de 2025</w:t>
       </w:r>
       <w:r>
         <w:rPr>
@@ -252,6 +252,15 @@
           <w:sz w:val="24"/>
           <w:szCs w:val="24"/>
         </w:rPr>
+        <w:t>_docente</w:t>
+      </w:r>
+      <w:r>
+        <w:rPr>
+          <w:rFonts w:ascii="Garamond" w:hAnsi="Garamond" w:cs="Arial"/>
+          <w:spacing w:val="1"/>
+          <w:sz w:val="24"/>
+          <w:szCs w:val="24"/>
+        </w:rPr>
         <w:t>,</w:t>
       </w:r>
       <w:r>
@@ -308,7 +317,6 @@
         </w:rPr>
         <w:t xml:space="preserve">, ha realizado satisfactoriamente el </w:t>
       </w:r>
-      <w:proofErr w:type="spellStart"/>
       <w:r>
         <w:rPr>
           <w:rFonts w:ascii="Garamond" w:hAnsi="Garamond" w:cs="Arial"/>
@@ -318,7 +326,6 @@
         </w:rPr>
         <w:t>descripcion_cursos</w:t>
       </w:r>
-      <w:proofErr w:type="spellEnd"/>
       <w:r>
         <w:rPr>
           <w:rFonts w:ascii="Garamond" w:hAnsi="Garamond" w:cs="Arial"/>
@@ -436,25 +443,14 @@
         </w:rPr>
         <w:t xml:space="preserve"> de </w:t>
       </w:r>
-      <w:proofErr w:type="spellStart"/>
-      <w:r>
-        <w:rPr>
-          <w:rFonts w:ascii="Garamond" w:hAnsi="Garamond" w:cs="Arial"/>
-          <w:spacing w:val="1"/>
-          <w:sz w:val="24"/>
-          <w:szCs w:val="24"/>
-        </w:rPr>
-        <w:t>monto_subtotal</w:t>
-      </w:r>
-      <w:proofErr w:type="spellEnd"/>
-      <w:r>
-        <w:rPr>
-          <w:rFonts w:ascii="Garamond" w:hAnsi="Garamond" w:cs="Arial"/>
-          <w:spacing w:val="1"/>
-          <w:sz w:val="24"/>
-          <w:szCs w:val="24"/>
-        </w:rPr>
-        <w:t>,</w:t>
+      <w:r>
+        <w:rPr>
+          <w:rFonts w:ascii="Garamond" w:hAnsi="Garamond" w:cs="Arial"/>
+          <w:spacing w:val="1"/>
+          <w:sz w:val="24"/>
+          <w:szCs w:val="24"/>
+        </w:rPr>
+        <w:t>monto_subtotal,</w:t>
       </w:r>
       <w:r>
         <w:rPr>
@@ -465,7 +461,6 @@
         </w:rPr>
         <w:t xml:space="preserve"> monto por hora: </w:t>
       </w:r>
-      <w:proofErr w:type="spellStart"/>
       <w:r>
         <w:rPr>
           <w:rFonts w:ascii="Garamond" w:hAnsi="Garamond" w:cs="Arial"/>
@@ -475,7 +470,6 @@
         </w:rPr>
         <w:t>monto_hora</w:t>
       </w:r>
-      <w:proofErr w:type="spellEnd"/>
       <w:r>
         <w:rPr>
           <w:rFonts w:ascii="Garamond" w:hAnsi="Garamond" w:cs="Arial"/>
@@ -620,54 +614,8 @@
           <w:b/>
           <w:sz w:val="24"/>
         </w:rPr>
-        <w:t xml:space="preserve">Dr. Guillaume </w:t>
-      </w:r>
-      <w:proofErr w:type="spellStart"/>
-      <w:r>
-        <w:rPr>
-          <w:rFonts w:ascii="Garamond" w:hAnsi="Garamond"/>
-          <w:b/>
-          <w:sz w:val="24"/>
-        </w:rPr>
-        <w:t>Yannick</w:t>
-      </w:r>
-      <w:proofErr w:type="spellEnd"/>
-      <w:r>
-        <w:rPr>
-          <w:rFonts w:ascii="Garamond" w:hAnsi="Garamond"/>
-          <w:b/>
-          <w:sz w:val="24"/>
-        </w:rPr>
-        <w:t xml:space="preserve"> </w:t>
-      </w:r>
-      <w:proofErr w:type="spellStart"/>
-      <w:r>
-        <w:rPr>
-          <w:rFonts w:ascii="Garamond" w:hAnsi="Garamond"/>
-          <w:b/>
-          <w:sz w:val="24"/>
-        </w:rPr>
-        <w:t>Serge</w:t>
-      </w:r>
-      <w:proofErr w:type="spellEnd"/>
-      <w:r>
-        <w:rPr>
-          <w:rFonts w:ascii="Garamond" w:hAnsi="Garamond"/>
-          <w:b/>
-          <w:sz w:val="24"/>
-        </w:rPr>
-        <w:t xml:space="preserve"> </w:t>
-      </w:r>
-      <w:proofErr w:type="spellStart"/>
-      <w:r>
-        <w:rPr>
-          <w:rFonts w:ascii="Garamond" w:hAnsi="Garamond"/>
-          <w:b/>
-          <w:sz w:val="24"/>
-        </w:rPr>
-        <w:t>Oisel</w:t>
-      </w:r>
-      <w:proofErr w:type="spellEnd"/>
+        <w:t>nombre_director</w:t>
+      </w:r>
     </w:p>
     <w:p>
       <w:pPr>
@@ -684,7 +632,7 @@
           <w:rFonts w:ascii="Garamond" w:hAnsi="Garamond"/>
           <w:sz w:val="24"/>
         </w:rPr>
-        <w:t>Director de la Dirección Académica</w:t>
+        <w:t>cargo_director</w:t>
       </w:r>
     </w:p>
     <w:p>
@@ -716,8 +664,6 @@
           <w:szCs w:val="24"/>
         </w:rPr>
       </w:pPr>
-      <w:bookmarkStart w:id="0" w:name="_GoBack"/>
-      <w:bookmarkEnd w:id="0"/>
     </w:p>
     <w:p>
       <w:pPr>
@@ -768,7 +714,7 @@
 </file>
 
 <file path=word/endnotes.xml><?xml version="1.0" encoding="utf-8"?>
-<w:endnotes xmlns:wpc="http://schemas.microsoft.com/office/word/2010/wordprocessingCanvas" xmlns:cx="http://schemas.microsoft.com/office/drawing/2014/chartex" xmlns:mc="http://schemas.openxmlformats.org/markup-compatibility/2006" xmlns:o="urn:schemas-microsoft-com:office:office" xmlns:r="http://schemas.openxmlformats.org/officeDocument/2006/relationships" xmlns:m="http://schemas.openxmlformats.org/officeDocument/2006/math" xmlns:v="urn:schemas-microsoft-com:vml" xmlns:wp14="http://schemas.microsoft.com/office/word/2010/wordprocessingDrawing" xmlns:wp="http://schemas.openxmlformats.org/drawingml/2006/wordprocessingDrawing" xmlns:w10="urn:schemas-microsoft-com:office:word" xmlns:w="http://schemas.openxmlformats.org/wordprocessingml/2006/main" xmlns:w14="http://schemas.microsoft.com/office/word/2010/wordml" xmlns:w15="http://schemas.microsoft.com/office/word/2012/wordml" xmlns:w16se="http://schemas.microsoft.com/office/word/2015/wordml/symex" xmlns:wpg="http://schemas.microsoft.com/office/word/2010/wordprocessingGroup" xmlns:wpi="http://schemas.microsoft.com/office/word/2010/wordprocessingInk" xmlns:wne="http://schemas.microsoft.com/office/word/2006/wordml" xmlns:wps="http://schemas.microsoft.com/office/word/2010/wordprocessingShape" mc:Ignorable="w14 w15 w16se wp14">
+<w:endnotes xmlns:wpc="http://schemas.microsoft.com/office/word/2010/wordprocessingCanvas" xmlns:cx="http://schemas.microsoft.com/office/drawing/2014/chartex" xmlns:cx1="http://schemas.microsoft.com/office/drawing/2015/9/8/chartex" xmlns:cx2="http://schemas.microsoft.com/office/drawing/2015/10/21/chartex" xmlns:cx3="http://schemas.microsoft.com/office/drawing/2016/5/9/chartex" xmlns:cx4="http://schemas.microsoft.com/office/drawing/2016/5/10/chartex" xmlns:cx5="http://schemas.microsoft.com/office/drawing/2016/5/11/chartex" xmlns:cx6="http://schemas.microsoft.com/office/drawing/2016/5/12/chartex" xmlns:cx7="http://schemas.microsoft.com/office/drawing/2016/5/13/chartex" xmlns:cx8="http://schemas.microsoft.com/office/drawing/2016/5/14/chartex" xmlns:mc="http://schemas.openxmlformats.org/markup-compatibility/2006" xmlns:aink="http://schemas.microsoft.com/office/drawing/2016/ink" xmlns:am3d="http://schemas.microsoft.com/office/drawing/2017/model3d" xmlns:o="urn:schemas-microsoft-com:office:office" xmlns:oel="http://schemas.microsoft.com/office/2019/extlst" xmlns:r="http://schemas.openxmlformats.org/officeDocument/2006/relationships" xmlns:m="http://schemas.openxmlformats.org/officeDocument/2006/math" xmlns:v="urn:schemas-microsoft-com:vml" xmlns:wp14="http://schemas.microsoft.com/office/word/2010/wordprocessingDrawing" xmlns:wp="http://schemas.openxmlformats.org/drawingml/2006/wordprocessingDrawing" xmlns:w10="urn:schemas-microsoft-com:office:word" xmlns:w="http://schemas.openxmlformats.org/wordprocessingml/2006/main" xmlns:w14="http://schemas.microsoft.com/office/word/2010/wordml" xmlns:w15="http://schemas.microsoft.com/office/word/2012/wordml" xmlns:w16cex="http://schemas.microsoft.com/office/word/2018/wordml/cex" xmlns:w16cid="http://schemas.microsoft.com/office/word/2016/wordml/cid" xmlns:w16="http://schemas.microsoft.com/office/word/2018/wordml" xmlns:w16du="http://schemas.microsoft.com/office/word/2023/wordml/word16du" xmlns:w16sdtdh="http://schemas.microsoft.com/office/word/2020/wordml/sdtdatahash" xmlns:w16sdtfl="http://schemas.microsoft.com/office/word/2024/wordml/sdtformatlock" xmlns:w16se="http://schemas.microsoft.com/office/word/2015/wordml/symex" xmlns:wpg="http://schemas.microsoft.com/office/word/2010/wordprocessingGroup" xmlns:wpi="http://schemas.microsoft.com/office/word/2010/wordprocessingInk" xmlns:wne="http://schemas.microsoft.com/office/word/2006/wordml" xmlns:wps="http://schemas.microsoft.com/office/word/2010/wordprocessingShape" mc:Ignorable="w14 w15 w16se w16cid w16 w16cex w16sdtdh w16sdtfl w16du wp14">
   <w:endnote w:type="separator" w:id="-1">
     <w:p>
       <w:r>
@@ -787,7 +733,7 @@
 </file>
 
 <file path=word/footnotes.xml><?xml version="1.0" encoding="utf-8"?>
-<w:footnotes xmlns:wpc="http://schemas.microsoft.com/office/word/2010/wordprocessingCanvas" xmlns:cx="http://schemas.microsoft.com/office/drawing/2014/chartex" xmlns:mc="http://schemas.openxmlformats.org/markup-compatibility/2006" xmlns:o="urn:schemas-microsoft-com:office:office" xmlns:r="http://schemas.openxmlformats.org/officeDocument/2006/relationships" xmlns:m="http://schemas.openxmlformats.org/officeDocument/2006/math" xmlns:v="urn:schemas-microsoft-com:vml" xmlns:wp14="http://schemas.microsoft.com/office/word/2010/wordprocessingDrawing" xmlns:wp="http://schemas.openxmlformats.org/drawingml/2006/wordprocessingDrawing" xmlns:w10="urn:schemas-microsoft-com:office:word" xmlns:w="http://schemas.openxmlformats.org/wordprocessingml/2006/main" xmlns:w14="http://schemas.microsoft.com/office/word/2010/wordml" xmlns:w15="http://schemas.microsoft.com/office/word/2012/wordml" xmlns:w16se="http://schemas.microsoft.com/office/word/2015/wordml/symex" xmlns:wpg="http://schemas.microsoft.com/office/word/2010/wordprocessingGroup" xmlns:wpi="http://schemas.microsoft.com/office/word/2010/wordprocessingInk" xmlns:wne="http://schemas.microsoft.com/office/word/2006/wordml" xmlns:wps="http://schemas.microsoft.com/office/word/2010/wordprocessingShape" mc:Ignorable="w14 w15 w16se wp14">
+<w:footnotes xmlns:wpc="http://schemas.microsoft.com/office/word/2010/wordprocessingCanvas" xmlns:cx="http://schemas.microsoft.com/office/drawing/2014/chartex" xmlns:cx1="http://schemas.microsoft.com/office/drawing/2015/9/8/chartex" xmlns:cx2="http://schemas.microsoft.com/office/drawing/2015/10/21/chartex" xmlns:cx3="http://schemas.microsoft.com/office/drawing/2016/5/9/chartex" xmlns:cx4="http://schemas.microsoft.com/office/drawing/2016/5/10/chartex" xmlns:cx5="http://schemas.microsoft.com/office/drawing/2016/5/11/chartex" xmlns:cx6="http://schemas.microsoft.com/office/drawing/2016/5/12/chartex" xmlns:cx7="http://schemas.microsoft.com/office/drawing/2016/5/13/chartex" xmlns:cx8="http://schemas.microsoft.com/office/drawing/2016/5/14/chartex" xmlns:mc="http://schemas.openxmlformats.org/markup-compatibility/2006" xmlns:aink="http://schemas.microsoft.com/office/drawing/2016/ink" xmlns:am3d="http://schemas.microsoft.com/office/drawing/2017/model3d" xmlns:o="urn:schemas-microsoft-com:office:office" xmlns:oel="http://schemas.microsoft.com/office/2019/extlst" xmlns:r="http://schemas.openxmlformats.org/officeDocument/2006/relationships" xmlns:m="http://schemas.openxmlformats.org/officeDocument/2006/math" xmlns:v="urn:schemas-microsoft-com:vml" xmlns:wp14="http://schemas.microsoft.com/office/word/2010/wordprocessingDrawing" xmlns:wp="http://schemas.openxmlformats.org/drawingml/2006/wordprocessingDrawing" xmlns:w10="urn:schemas-microsoft-com:office:word" xmlns:w="http://schemas.openxmlformats.org/wordprocessingml/2006/main" xmlns:w14="http://schemas.microsoft.com/office/word/2010/wordml" xmlns:w15="http://schemas.microsoft.com/office/word/2012/wordml" xmlns:w16cex="http://schemas.microsoft.com/office/word/2018/wordml/cex" xmlns:w16cid="http://schemas.microsoft.com/office/word/2016/wordml/cid" xmlns:w16="http://schemas.microsoft.com/office/word/2018/wordml" xmlns:w16du="http://schemas.microsoft.com/office/word/2023/wordml/word16du" xmlns:w16sdtdh="http://schemas.microsoft.com/office/word/2020/wordml/sdtdatahash" xmlns:w16sdtfl="http://schemas.microsoft.com/office/word/2024/wordml/sdtformatlock" xmlns:w16se="http://schemas.microsoft.com/office/word/2015/wordml/symex" xmlns:wpg="http://schemas.microsoft.com/office/word/2010/wordprocessingGroup" xmlns:wpi="http://schemas.microsoft.com/office/word/2010/wordprocessingInk" xmlns:wne="http://schemas.microsoft.com/office/word/2006/wordml" xmlns:wps="http://schemas.microsoft.com/office/word/2010/wordprocessingShape" mc:Ignorable="w14 w15 w16se w16cid w16 w16cex w16sdtdh w16sdtfl w16du wp14">
   <w:footnote w:type="separator" w:id="-1">
     <w:p>
       <w:r>
@@ -806,7 +752,7 @@
 </file>
 
 <file path=word/header1.xml><?xml version="1.0" encoding="utf-8"?>
-<w:hdr xmlns:wpc="http://schemas.microsoft.com/office/word/2010/wordprocessingCanvas" xmlns:cx="http://schemas.microsoft.com/office/drawing/2014/chartex" xmlns:mc="http://schemas.openxmlformats.org/markup-compatibility/2006" xmlns:o="urn:schemas-microsoft-com:office:office" xmlns:r="http://schemas.openxmlformats.org/officeDocument/2006/relationships" xmlns:m="http://schemas.openxmlformats.org/officeDocument/2006/math" xmlns:v="urn:schemas-microsoft-com:vml" xmlns:wp14="http://schemas.microsoft.com/office/word/2010/wordprocessingDrawing" xmlns:wp="http://schemas.openxmlformats.org/drawingml/2006/wordprocessingDrawing" xmlns:w10="urn:schemas-microsoft-com:office:word" xmlns:w="http://schemas.openxmlformats.org/wordprocessingml/2006/main" xmlns:w14="http://schemas.microsoft.com/office/word/2010/wordml" xmlns:w15="http://schemas.microsoft.com/office/word/2012/wordml" xmlns:w16se="http://schemas.microsoft.com/office/word/2015/wordml/symex" xmlns:wpg="http://schemas.microsoft.com/office/word/2010/wordprocessingGroup" xmlns:wpi="http://schemas.microsoft.com/office/word/2010/wordprocessingInk" xmlns:wne="http://schemas.microsoft.com/office/word/2006/wordml" xmlns:wps="http://schemas.microsoft.com/office/word/2010/wordprocessingShape" mc:Ignorable="w14 w15 w16se wp14">
+<w:hdr xmlns:wpc="http://schemas.microsoft.com/office/word/2010/wordprocessingCanvas" xmlns:cx="http://schemas.microsoft.com/office/drawing/2014/chartex" xmlns:cx1="http://schemas.microsoft.com/office/drawing/2015/9/8/chartex" xmlns:cx2="http://schemas.microsoft.com/office/drawing/2015/10/21/chartex" xmlns:cx3="http://schemas.microsoft.com/office/drawing/2016/5/9/chartex" xmlns:cx4="http://schemas.microsoft.com/office/drawing/2016/5/10/chartex" xmlns:cx5="http://schemas.microsoft.com/office/drawing/2016/5/11/chartex" xmlns:cx6="http://schemas.microsoft.com/office/drawing/2016/5/12/chartex" xmlns:cx7="http://schemas.microsoft.com/office/drawing/2016/5/13/chartex" xmlns:cx8="http://schemas.microsoft.com/office/drawing/2016/5/14/chartex" xmlns:mc="http://schemas.openxmlformats.org/markup-compatibility/2006" xmlns:aink="http://schemas.microsoft.com/office/drawing/2016/ink" xmlns:am3d="http://schemas.microsoft.com/office/drawing/2017/model3d" xmlns:o="urn:schemas-microsoft-com:office:office" xmlns:oel="http://schemas.microsoft.com/office/2019/extlst" xmlns:r="http://schemas.openxmlformats.org/officeDocument/2006/relationships" xmlns:m="http://schemas.openxmlformats.org/officeDocument/2006/math" xmlns:v="urn:schemas-microsoft-com:vml" xmlns:wp14="http://schemas.microsoft.com/office/word/2010/wordprocessingDrawing" xmlns:wp="http://schemas.openxmlformats.org/drawingml/2006/wordprocessingDrawing" xmlns:w10="urn:schemas-microsoft-com:office:word" xmlns:w="http://schemas.openxmlformats.org/wordprocessingml/2006/main" xmlns:w14="http://schemas.microsoft.com/office/word/2010/wordml" xmlns:w15="http://schemas.microsoft.com/office/word/2012/wordml" xmlns:w16cex="http://schemas.microsoft.com/office/word/2018/wordml/cex" xmlns:w16cid="http://schemas.microsoft.com/office/word/2016/wordml/cid" xmlns:w16="http://schemas.microsoft.com/office/word/2018/wordml" xmlns:w16du="http://schemas.microsoft.com/office/word/2023/wordml/word16du" xmlns:w16sdtdh="http://schemas.microsoft.com/office/word/2020/wordml/sdtdatahash" xmlns:w16sdtfl="http://schemas.microsoft.com/office/word/2024/wordml/sdtformatlock" xmlns:w16se="http://schemas.microsoft.com/office/word/2015/wordml/symex" xmlns:wpg="http://schemas.microsoft.com/office/word/2010/wordprocessingGroup" xmlns:wpi="http://schemas.microsoft.com/office/word/2010/wordprocessingInk" xmlns:wne="http://schemas.microsoft.com/office/word/2006/wordml" xmlns:wps="http://schemas.microsoft.com/office/word/2010/wordprocessingShape" mc:Ignorable="w14 w15 w16se w16cid w16 w16cex w16sdtdh w16sdtfl w16du wp14">
   <w:p>
     <w:pPr>
       <w:pStyle w:val="Encabezado"/>
@@ -883,7 +829,7 @@
 </file>
 
 <file path=word/styles.xml><?xml version="1.0" encoding="utf-8"?>
-<w:styles xmlns:mc="http://schemas.openxmlformats.org/markup-compatibility/2006" xmlns:r="http://schemas.openxmlformats.org/officeDocument/2006/relationships" xmlns:w="http://schemas.openxmlformats.org/wordprocessingml/2006/main" xmlns:w14="http://schemas.microsoft.com/office/word/2010/wordml" xmlns:w15="http://schemas.microsoft.com/office/word/2012/wordml" xmlns:w16se="http://schemas.microsoft.com/office/word/2015/wordml/symex" mc:Ignorable="w14 w15 w16se">
+<w:styles xmlns:mc="http://schemas.openxmlformats.org/markup-compatibility/2006" xmlns:r="http://schemas.openxmlformats.org/officeDocument/2006/relationships" xmlns:w="http://schemas.openxmlformats.org/wordprocessingml/2006/main" xmlns:w14="http://schemas.microsoft.com/office/word/2010/wordml" xmlns:w15="http://schemas.microsoft.com/office/word/2012/wordml" xmlns:w16cex="http://schemas.microsoft.com/office/word/2018/wordml/cex" xmlns:w16cid="http://schemas.microsoft.com/office/word/2016/wordml/cid" xmlns:w16="http://schemas.microsoft.com/office/word/2018/wordml" xmlns:w16du="http://schemas.microsoft.com/office/word/2023/wordml/word16du" xmlns:w16sdtdh="http://schemas.microsoft.com/office/word/2020/wordml/sdtdatahash" xmlns:w16sdtfl="http://schemas.microsoft.com/office/word/2024/wordml/sdtformatlock" xmlns:w16se="http://schemas.microsoft.com/office/word/2015/wordml/symex" mc:Ignorable="w14 w15 w16se w16cid w16 w16cex w16sdtdh w16sdtfl w16du">
   <w:docDefaults>
     <w:rPrDefault>
       <w:rPr>
@@ -901,7 +847,7 @@
       </w:pPr>
     </w:pPrDefault>
   </w:docDefaults>
-  <w:latentStyles w:defLockedState="0" w:defUIPriority="99" w:defSemiHidden="0" w:defUnhideWhenUsed="0" w:defQFormat="0" w:count="371">
+  <w:latentStyles w:defLockedState="0" w:defUIPriority="99" w:defSemiHidden="0" w:defUnhideWhenUsed="0" w:defQFormat="0" w:count="376">
     <w:lsdException w:name="Normal" w:uiPriority="0" w:qFormat="1"/>
     <w:lsdException w:name="heading 1" w:uiPriority="9" w:qFormat="1"/>
     <w:lsdException w:name="heading 2" w:semiHidden="1" w:uiPriority="9" w:unhideWhenUsed="1" w:qFormat="1"/>
@@ -1273,6 +1219,11 @@
     <w:lsdException w:name="List Table 5 Dark Accent 6" w:uiPriority="50"/>
     <w:lsdException w:name="List Table 6 Colorful Accent 6" w:uiPriority="51"/>
     <w:lsdException w:name="List Table 7 Colorful Accent 6" w:uiPriority="52"/>
+    <w:lsdException w:name="Mention" w:semiHidden="1" w:unhideWhenUsed="1"/>
+    <w:lsdException w:name="Smart Hyperlink" w:semiHidden="1" w:unhideWhenUsed="1"/>
+    <w:lsdException w:name="Hashtag" w:semiHidden="1" w:unhideWhenUsed="1"/>
+    <w:lsdException w:name="Unresolved Mention" w:semiHidden="1" w:unhideWhenUsed="1"/>
+    <w:lsdException w:name="Smart Link" w:semiHidden="1" w:unhideWhenUsed="1"/>
   </w:latentStyles>
   <w:style w:type="paragraph" w:default="1" w:styleId="Normal">
     <w:name w:val="Normal"/>

--- a/Modelos_documentos/conformidad_tercero.docx
+++ b/Modelos_documentos/conformidad_tercero.docx
@@ -1,6 +1,6 @@
 
 <file path=word/document.xml><?xml version="1.0" encoding="utf-8"?>
-<w:document xmlns:wpc="http://schemas.microsoft.com/office/word/2010/wordprocessingCanvas" xmlns:cx="http://schemas.microsoft.com/office/drawing/2014/chartex" xmlns:cx1="http://schemas.microsoft.com/office/drawing/2015/9/8/chartex" xmlns:cx2="http://schemas.microsoft.com/office/drawing/2015/10/21/chartex" xmlns:cx3="http://schemas.microsoft.com/office/drawing/2016/5/9/chartex" xmlns:cx4="http://schemas.microsoft.com/office/drawing/2016/5/10/chartex" xmlns:cx5="http://schemas.microsoft.com/office/drawing/2016/5/11/chartex" xmlns:cx6="http://schemas.microsoft.com/office/drawing/2016/5/12/chartex" xmlns:cx7="http://schemas.microsoft.com/office/drawing/2016/5/13/chartex" xmlns:cx8="http://schemas.microsoft.com/office/drawing/2016/5/14/chartex" xmlns:mc="http://schemas.openxmlformats.org/markup-compatibility/2006" xmlns:aink="http://schemas.microsoft.com/office/drawing/2016/ink" xmlns:am3d="http://schemas.microsoft.com/office/drawing/2017/model3d" xmlns:o="urn:schemas-microsoft-com:office:office" xmlns:oel="http://schemas.microsoft.com/office/2019/extlst" xmlns:r="http://schemas.openxmlformats.org/officeDocument/2006/relationships" xmlns:m="http://schemas.openxmlformats.org/officeDocument/2006/math" xmlns:v="urn:schemas-microsoft-com:vml" xmlns:wp14="http://schemas.microsoft.com/office/word/2010/wordprocessingDrawing" xmlns:wp="http://schemas.openxmlformats.org/drawingml/2006/wordprocessingDrawing" xmlns:w10="urn:schemas-microsoft-com:office:word" xmlns:w="http://schemas.openxmlformats.org/wordprocessingml/2006/main" xmlns:w14="http://schemas.microsoft.com/office/word/2010/wordml" xmlns:w15="http://schemas.microsoft.com/office/word/2012/wordml" xmlns:w16cex="http://schemas.microsoft.com/office/word/2018/wordml/cex" xmlns:w16cid="http://schemas.microsoft.com/office/word/2016/wordml/cid" xmlns:w16="http://schemas.microsoft.com/office/word/2018/wordml" xmlns:w16du="http://schemas.microsoft.com/office/word/2023/wordml/word16du" xmlns:w16sdtdh="http://schemas.microsoft.com/office/word/2020/wordml/sdtdatahash" xmlns:w16sdtfl="http://schemas.microsoft.com/office/word/2024/wordml/sdtformatlock" xmlns:w16se="http://schemas.microsoft.com/office/word/2015/wordml/symex" xmlns:wpg="http://schemas.microsoft.com/office/word/2010/wordprocessingGroup" xmlns:wpi="http://schemas.microsoft.com/office/word/2010/wordprocessingInk" xmlns:wne="http://schemas.microsoft.com/office/word/2006/wordml" xmlns:wps="http://schemas.microsoft.com/office/word/2010/wordprocessingShape" mc:Ignorable="w14 w15 w16se w16cid w16 w16cex w16sdtdh w16sdtfl w16du wp14">
+<w:document xmlns:wpc="http://schemas.microsoft.com/office/word/2010/wordprocessingCanvas" xmlns:cx="http://schemas.microsoft.com/office/drawing/2014/chartex" xmlns:mc="http://schemas.openxmlformats.org/markup-compatibility/2006" xmlns:o="urn:schemas-microsoft-com:office:office" xmlns:r="http://schemas.openxmlformats.org/officeDocument/2006/relationships" xmlns:m="http://schemas.openxmlformats.org/officeDocument/2006/math" xmlns:v="urn:schemas-microsoft-com:vml" xmlns:wp14="http://schemas.microsoft.com/office/word/2010/wordprocessingDrawing" xmlns:wp="http://schemas.openxmlformats.org/drawingml/2006/wordprocessingDrawing" xmlns:w10="urn:schemas-microsoft-com:office:word" xmlns:w="http://schemas.openxmlformats.org/wordprocessingml/2006/main" xmlns:w14="http://schemas.microsoft.com/office/word/2010/wordml" xmlns:w15="http://schemas.microsoft.com/office/word/2012/wordml" xmlns:w16se="http://schemas.microsoft.com/office/word/2015/wordml/symex" xmlns:wpg="http://schemas.microsoft.com/office/word/2010/wordprocessingGroup" xmlns:wpi="http://schemas.microsoft.com/office/word/2010/wordprocessingInk" xmlns:wne="http://schemas.microsoft.com/office/word/2006/wordml" xmlns:wps="http://schemas.microsoft.com/office/word/2010/wordprocessingShape" mc:Ignorable="w14 w15 w16se wp14">
   <w:body>
     <w:p>
       <w:pPr>
@@ -167,7 +167,7 @@
           <w:sz w:val="24"/>
           <w:szCs w:val="24"/>
         </w:rPr>
-        <w:t>4 de noviembre de 2025</w:t>
+        <w:t>13 de noviembre de 2025</w:t>
       </w:r>
       <w:r>
         <w:rPr>
@@ -236,6 +236,7 @@
         </w:rPr>
         <w:t xml:space="preserve"> de que </w:t>
       </w:r>
+      <w:proofErr w:type="spellStart"/>
       <w:r>
         <w:rPr>
           <w:rFonts w:ascii="Garamond" w:hAnsi="Garamond" w:cs="Arial"/>
@@ -254,6 +255,7 @@
         </w:rPr>
         <w:t>_docente</w:t>
       </w:r>
+      <w:proofErr w:type="spellEnd"/>
       <w:r>
         <w:rPr>
           <w:rFonts w:ascii="Garamond" w:hAnsi="Garamond" w:cs="Arial"/>
@@ -317,6 +319,7 @@
         </w:rPr>
         <w:t xml:space="preserve">, ha realizado satisfactoriamente el </w:t>
       </w:r>
+      <w:proofErr w:type="spellStart"/>
       <w:r>
         <w:rPr>
           <w:rFonts w:ascii="Garamond" w:hAnsi="Garamond" w:cs="Arial"/>
@@ -326,6 +329,7 @@
         </w:rPr>
         <w:t>descripcion_cursos</w:t>
       </w:r>
+      <w:proofErr w:type="spellEnd"/>
       <w:r>
         <w:rPr>
           <w:rFonts w:ascii="Garamond" w:hAnsi="Garamond" w:cs="Arial"/>
@@ -443,14 +447,25 @@
         </w:rPr>
         <w:t xml:space="preserve"> de </w:t>
       </w:r>
-      <w:r>
-        <w:rPr>
-          <w:rFonts w:ascii="Garamond" w:hAnsi="Garamond" w:cs="Arial"/>
-          <w:spacing w:val="1"/>
-          <w:sz w:val="24"/>
-          <w:szCs w:val="24"/>
-        </w:rPr>
-        <w:t>monto_subtotal,</w:t>
+      <w:proofErr w:type="spellStart"/>
+      <w:r>
+        <w:rPr>
+          <w:rFonts w:ascii="Garamond" w:hAnsi="Garamond" w:cs="Arial"/>
+          <w:spacing w:val="1"/>
+          <w:sz w:val="24"/>
+          <w:szCs w:val="24"/>
+        </w:rPr>
+        <w:t>monto_subtotal</w:t>
+      </w:r>
+      <w:proofErr w:type="spellEnd"/>
+      <w:r>
+        <w:rPr>
+          <w:rFonts w:ascii="Garamond" w:hAnsi="Garamond" w:cs="Arial"/>
+          <w:spacing w:val="1"/>
+          <w:sz w:val="24"/>
+          <w:szCs w:val="24"/>
+        </w:rPr>
+        <w:t>,</w:t>
       </w:r>
       <w:r>
         <w:rPr>
@@ -461,6 +476,7 @@
         </w:rPr>
         <w:t xml:space="preserve"> monto por hora: </w:t>
       </w:r>
+      <w:proofErr w:type="spellStart"/>
       <w:r>
         <w:rPr>
           <w:rFonts w:ascii="Garamond" w:hAnsi="Garamond" w:cs="Arial"/>
@@ -470,6 +486,7 @@
         </w:rPr>
         <w:t>monto_hora</w:t>
       </w:r>
+      <w:proofErr w:type="spellEnd"/>
       <w:r>
         <w:rPr>
           <w:rFonts w:ascii="Garamond" w:hAnsi="Garamond" w:cs="Arial"/>
@@ -488,6 +505,7 @@
         </w:rPr>
         <w:t xml:space="preserve">d </w:t>
       </w:r>
+      <w:proofErr w:type="spellStart"/>
       <w:r>
         <w:rPr>
           <w:rFonts w:ascii="Garamond" w:hAnsi="Garamond" w:cs="Arial"/>
@@ -497,6 +515,7 @@
         </w:rPr>
         <w:t>modalidad_servicio</w:t>
       </w:r>
+      <w:proofErr w:type="spellEnd"/>
       <w:r>
         <w:rPr>
           <w:rFonts w:ascii="Garamond" w:hAnsi="Garamond" w:cs="Arial"/>
@@ -614,8 +633,54 @@
           <w:b/>
           <w:sz w:val="24"/>
         </w:rPr>
-        <w:t>nombre_director</w:t>
-      </w:r>
+        <w:t xml:space="preserve">Dr. Guillaume </w:t>
+      </w:r>
+      <w:proofErr w:type="spellStart"/>
+      <w:r>
+        <w:rPr>
+          <w:rFonts w:ascii="Garamond" w:hAnsi="Garamond"/>
+          <w:b/>
+          <w:sz w:val="24"/>
+        </w:rPr>
+        <w:t>Yannick</w:t>
+      </w:r>
+      <w:proofErr w:type="spellEnd"/>
+      <w:r>
+        <w:rPr>
+          <w:rFonts w:ascii="Garamond" w:hAnsi="Garamond"/>
+          <w:b/>
+          <w:sz w:val="24"/>
+        </w:rPr>
+        <w:t xml:space="preserve"> </w:t>
+      </w:r>
+      <w:proofErr w:type="spellStart"/>
+      <w:r>
+        <w:rPr>
+          <w:rFonts w:ascii="Garamond" w:hAnsi="Garamond"/>
+          <w:b/>
+          <w:sz w:val="24"/>
+        </w:rPr>
+        <w:t>Serge</w:t>
+      </w:r>
+      <w:proofErr w:type="spellEnd"/>
+      <w:r>
+        <w:rPr>
+          <w:rFonts w:ascii="Garamond" w:hAnsi="Garamond"/>
+          <w:b/>
+          <w:sz w:val="24"/>
+        </w:rPr>
+        <w:t xml:space="preserve"> </w:t>
+      </w:r>
+      <w:proofErr w:type="spellStart"/>
+      <w:r>
+        <w:rPr>
+          <w:rFonts w:ascii="Garamond" w:hAnsi="Garamond"/>
+          <w:b/>
+          <w:sz w:val="24"/>
+        </w:rPr>
+        <w:t>Oisel</w:t>
+      </w:r>
+      <w:proofErr w:type="spellEnd"/>
     </w:p>
     <w:p>
       <w:pPr>
@@ -632,7 +697,7 @@
           <w:rFonts w:ascii="Garamond" w:hAnsi="Garamond"/>
           <w:sz w:val="24"/>
         </w:rPr>
-        <w:t>cargo_director</w:t>
+        <w:t>Director de la Dirección Ejecutiva</w:t>
       </w:r>
     </w:p>
     <w:p>
@@ -645,6 +710,8 @@
           <w:sz w:val="24"/>
         </w:rPr>
       </w:pPr>
+      <w:bookmarkStart w:id="0" w:name="_GoBack"/>
+      <w:bookmarkEnd w:id="0"/>
       <w:r>
         <w:rPr>
           <w:rFonts w:ascii="Garamond" w:hAnsi="Garamond"/>
@@ -714,7 +781,7 @@
 </file>
 
 <file path=word/endnotes.xml><?xml version="1.0" encoding="utf-8"?>
-<w:endnotes xmlns:wpc="http://schemas.microsoft.com/office/word/2010/wordprocessingCanvas" xmlns:cx="http://schemas.microsoft.com/office/drawing/2014/chartex" xmlns:cx1="http://schemas.microsoft.com/office/drawing/2015/9/8/chartex" xmlns:cx2="http://schemas.microsoft.com/office/drawing/2015/10/21/chartex" xmlns:cx3="http://schemas.microsoft.com/office/drawing/2016/5/9/chartex" xmlns:cx4="http://schemas.microsoft.com/office/drawing/2016/5/10/chartex" xmlns:cx5="http://schemas.microsoft.com/office/drawing/2016/5/11/chartex" xmlns:cx6="http://schemas.microsoft.com/office/drawing/2016/5/12/chartex" xmlns:cx7="http://schemas.microsoft.com/office/drawing/2016/5/13/chartex" xmlns:cx8="http://schemas.microsoft.com/office/drawing/2016/5/14/chartex" xmlns:mc="http://schemas.openxmlformats.org/markup-compatibility/2006" xmlns:aink="http://schemas.microsoft.com/office/drawing/2016/ink" xmlns:am3d="http://schemas.microsoft.com/office/drawing/2017/model3d" xmlns:o="urn:schemas-microsoft-com:office:office" xmlns:oel="http://schemas.microsoft.com/office/2019/extlst" xmlns:r="http://schemas.openxmlformats.org/officeDocument/2006/relationships" xmlns:m="http://schemas.openxmlformats.org/officeDocument/2006/math" xmlns:v="urn:schemas-microsoft-com:vml" xmlns:wp14="http://schemas.microsoft.com/office/word/2010/wordprocessingDrawing" xmlns:wp="http://schemas.openxmlformats.org/drawingml/2006/wordprocessingDrawing" xmlns:w10="urn:schemas-microsoft-com:office:word" xmlns:w="http://schemas.openxmlformats.org/wordprocessingml/2006/main" xmlns:w14="http://schemas.microsoft.com/office/word/2010/wordml" xmlns:w15="http://schemas.microsoft.com/office/word/2012/wordml" xmlns:w16cex="http://schemas.microsoft.com/office/word/2018/wordml/cex" xmlns:w16cid="http://schemas.microsoft.com/office/word/2016/wordml/cid" xmlns:w16="http://schemas.microsoft.com/office/word/2018/wordml" xmlns:w16du="http://schemas.microsoft.com/office/word/2023/wordml/word16du" xmlns:w16sdtdh="http://schemas.microsoft.com/office/word/2020/wordml/sdtdatahash" xmlns:w16sdtfl="http://schemas.microsoft.com/office/word/2024/wordml/sdtformatlock" xmlns:w16se="http://schemas.microsoft.com/office/word/2015/wordml/symex" xmlns:wpg="http://schemas.microsoft.com/office/word/2010/wordprocessingGroup" xmlns:wpi="http://schemas.microsoft.com/office/word/2010/wordprocessingInk" xmlns:wne="http://schemas.microsoft.com/office/word/2006/wordml" xmlns:wps="http://schemas.microsoft.com/office/word/2010/wordprocessingShape" mc:Ignorable="w14 w15 w16se w16cid w16 w16cex w16sdtdh w16sdtfl w16du wp14">
+<w:endnotes xmlns:wpc="http://schemas.microsoft.com/office/word/2010/wordprocessingCanvas" xmlns:cx="http://schemas.microsoft.com/office/drawing/2014/chartex" xmlns:mc="http://schemas.openxmlformats.org/markup-compatibility/2006" xmlns:o="urn:schemas-microsoft-com:office:office" xmlns:r="http://schemas.openxmlformats.org/officeDocument/2006/relationships" xmlns:m="http://schemas.openxmlformats.org/officeDocument/2006/math" xmlns:v="urn:schemas-microsoft-com:vml" xmlns:wp14="http://schemas.microsoft.com/office/word/2010/wordprocessingDrawing" xmlns:wp="http://schemas.openxmlformats.org/drawingml/2006/wordprocessingDrawing" xmlns:w10="urn:schemas-microsoft-com:office:word" xmlns:w="http://schemas.openxmlformats.org/wordprocessingml/2006/main" xmlns:w14="http://schemas.microsoft.com/office/word/2010/wordml" xmlns:w15="http://schemas.microsoft.com/office/word/2012/wordml" xmlns:w16se="http://schemas.microsoft.com/office/word/2015/wordml/symex" xmlns:wpg="http://schemas.microsoft.com/office/word/2010/wordprocessingGroup" xmlns:wpi="http://schemas.microsoft.com/office/word/2010/wordprocessingInk" xmlns:wne="http://schemas.microsoft.com/office/word/2006/wordml" xmlns:wps="http://schemas.microsoft.com/office/word/2010/wordprocessingShape" mc:Ignorable="w14 w15 w16se wp14">
   <w:endnote w:type="separator" w:id="-1">
     <w:p>
       <w:r>
@@ -733,7 +800,7 @@
 </file>
 
 <file path=word/footnotes.xml><?xml version="1.0" encoding="utf-8"?>
-<w:footnotes xmlns:wpc="http://schemas.microsoft.com/office/word/2010/wordprocessingCanvas" xmlns:cx="http://schemas.microsoft.com/office/drawing/2014/chartex" xmlns:cx1="http://schemas.microsoft.com/office/drawing/2015/9/8/chartex" xmlns:cx2="http://schemas.microsoft.com/office/drawing/2015/10/21/chartex" xmlns:cx3="http://schemas.microsoft.com/office/drawing/2016/5/9/chartex" xmlns:cx4="http://schemas.microsoft.com/office/drawing/2016/5/10/chartex" xmlns:cx5="http://schemas.microsoft.com/office/drawing/2016/5/11/chartex" xmlns:cx6="http://schemas.microsoft.com/office/drawing/2016/5/12/chartex" xmlns:cx7="http://schemas.microsoft.com/office/drawing/2016/5/13/chartex" xmlns:cx8="http://schemas.microsoft.com/office/drawing/2016/5/14/chartex" xmlns:mc="http://schemas.openxmlformats.org/markup-compatibility/2006" xmlns:aink="http://schemas.microsoft.com/office/drawing/2016/ink" xmlns:am3d="http://schemas.microsoft.com/office/drawing/2017/model3d" xmlns:o="urn:schemas-microsoft-com:office:office" xmlns:oel="http://schemas.microsoft.com/office/2019/extlst" xmlns:r="http://schemas.openxmlformats.org/officeDocument/2006/relationships" xmlns:m="http://schemas.openxmlformats.org/officeDocument/2006/math" xmlns:v="urn:schemas-microsoft-com:vml" xmlns:wp14="http://schemas.microsoft.com/office/word/2010/wordprocessingDrawing" xmlns:wp="http://schemas.openxmlformats.org/drawingml/2006/wordprocessingDrawing" xmlns:w10="urn:schemas-microsoft-com:office:word" xmlns:w="http://schemas.openxmlformats.org/wordprocessingml/2006/main" xmlns:w14="http://schemas.microsoft.com/office/word/2010/wordml" xmlns:w15="http://schemas.microsoft.com/office/word/2012/wordml" xmlns:w16cex="http://schemas.microsoft.com/office/word/2018/wordml/cex" xmlns:w16cid="http://schemas.microsoft.com/office/word/2016/wordml/cid" xmlns:w16="http://schemas.microsoft.com/office/word/2018/wordml" xmlns:w16du="http://schemas.microsoft.com/office/word/2023/wordml/word16du" xmlns:w16sdtdh="http://schemas.microsoft.com/office/word/2020/wordml/sdtdatahash" xmlns:w16sdtfl="http://schemas.microsoft.com/office/word/2024/wordml/sdtformatlock" xmlns:w16se="http://schemas.microsoft.com/office/word/2015/wordml/symex" xmlns:wpg="http://schemas.microsoft.com/office/word/2010/wordprocessingGroup" xmlns:wpi="http://schemas.microsoft.com/office/word/2010/wordprocessingInk" xmlns:wne="http://schemas.microsoft.com/office/word/2006/wordml" xmlns:wps="http://schemas.microsoft.com/office/word/2010/wordprocessingShape" mc:Ignorable="w14 w15 w16se w16cid w16 w16cex w16sdtdh w16sdtfl w16du wp14">
+<w:footnotes xmlns:wpc="http://schemas.microsoft.com/office/word/2010/wordprocessingCanvas" xmlns:cx="http://schemas.microsoft.com/office/drawing/2014/chartex" xmlns:mc="http://schemas.openxmlformats.org/markup-compatibility/2006" xmlns:o="urn:schemas-microsoft-com:office:office" xmlns:r="http://schemas.openxmlformats.org/officeDocument/2006/relationships" xmlns:m="http://schemas.openxmlformats.org/officeDocument/2006/math" xmlns:v="urn:schemas-microsoft-com:vml" xmlns:wp14="http://schemas.microsoft.com/office/word/2010/wordprocessingDrawing" xmlns:wp="http://schemas.openxmlformats.org/drawingml/2006/wordprocessingDrawing" xmlns:w10="urn:schemas-microsoft-com:office:word" xmlns:w="http://schemas.openxmlformats.org/wordprocessingml/2006/main" xmlns:w14="http://schemas.microsoft.com/office/word/2010/wordml" xmlns:w15="http://schemas.microsoft.com/office/word/2012/wordml" xmlns:w16se="http://schemas.microsoft.com/office/word/2015/wordml/symex" xmlns:wpg="http://schemas.microsoft.com/office/word/2010/wordprocessingGroup" xmlns:wpi="http://schemas.microsoft.com/office/word/2010/wordprocessingInk" xmlns:wne="http://schemas.microsoft.com/office/word/2006/wordml" xmlns:wps="http://schemas.microsoft.com/office/word/2010/wordprocessingShape" mc:Ignorable="w14 w15 w16se wp14">
   <w:footnote w:type="separator" w:id="-1">
     <w:p>
       <w:r>
@@ -752,7 +819,7 @@
 </file>
 
 <file path=word/header1.xml><?xml version="1.0" encoding="utf-8"?>
-<w:hdr xmlns:wpc="http://schemas.microsoft.com/office/word/2010/wordprocessingCanvas" xmlns:cx="http://schemas.microsoft.com/office/drawing/2014/chartex" xmlns:cx1="http://schemas.microsoft.com/office/drawing/2015/9/8/chartex" xmlns:cx2="http://schemas.microsoft.com/office/drawing/2015/10/21/chartex" xmlns:cx3="http://schemas.microsoft.com/office/drawing/2016/5/9/chartex" xmlns:cx4="http://schemas.microsoft.com/office/drawing/2016/5/10/chartex" xmlns:cx5="http://schemas.microsoft.com/office/drawing/2016/5/11/chartex" xmlns:cx6="http://schemas.microsoft.com/office/drawing/2016/5/12/chartex" xmlns:cx7="http://schemas.microsoft.com/office/drawing/2016/5/13/chartex" xmlns:cx8="http://schemas.microsoft.com/office/drawing/2016/5/14/chartex" xmlns:mc="http://schemas.openxmlformats.org/markup-compatibility/2006" xmlns:aink="http://schemas.microsoft.com/office/drawing/2016/ink" xmlns:am3d="http://schemas.microsoft.com/office/drawing/2017/model3d" xmlns:o="urn:schemas-microsoft-com:office:office" xmlns:oel="http://schemas.microsoft.com/office/2019/extlst" xmlns:r="http://schemas.openxmlformats.org/officeDocument/2006/relationships" xmlns:m="http://schemas.openxmlformats.org/officeDocument/2006/math" xmlns:v="urn:schemas-microsoft-com:vml" xmlns:wp14="http://schemas.microsoft.com/office/word/2010/wordprocessingDrawing" xmlns:wp="http://schemas.openxmlformats.org/drawingml/2006/wordprocessingDrawing" xmlns:w10="urn:schemas-microsoft-com:office:word" xmlns:w="http://schemas.openxmlformats.org/wordprocessingml/2006/main" xmlns:w14="http://schemas.microsoft.com/office/word/2010/wordml" xmlns:w15="http://schemas.microsoft.com/office/word/2012/wordml" xmlns:w16cex="http://schemas.microsoft.com/office/word/2018/wordml/cex" xmlns:w16cid="http://schemas.microsoft.com/office/word/2016/wordml/cid" xmlns:w16="http://schemas.microsoft.com/office/word/2018/wordml" xmlns:w16du="http://schemas.microsoft.com/office/word/2023/wordml/word16du" xmlns:w16sdtdh="http://schemas.microsoft.com/office/word/2020/wordml/sdtdatahash" xmlns:w16sdtfl="http://schemas.microsoft.com/office/word/2024/wordml/sdtformatlock" xmlns:w16se="http://schemas.microsoft.com/office/word/2015/wordml/symex" xmlns:wpg="http://schemas.microsoft.com/office/word/2010/wordprocessingGroup" xmlns:wpi="http://schemas.microsoft.com/office/word/2010/wordprocessingInk" xmlns:wne="http://schemas.microsoft.com/office/word/2006/wordml" xmlns:wps="http://schemas.microsoft.com/office/word/2010/wordprocessingShape" mc:Ignorable="w14 w15 w16se w16cid w16 w16cex w16sdtdh w16sdtfl w16du wp14">
+<w:hdr xmlns:wpc="http://schemas.microsoft.com/office/word/2010/wordprocessingCanvas" xmlns:cx="http://schemas.microsoft.com/office/drawing/2014/chartex" xmlns:mc="http://schemas.openxmlformats.org/markup-compatibility/2006" xmlns:o="urn:schemas-microsoft-com:office:office" xmlns:r="http://schemas.openxmlformats.org/officeDocument/2006/relationships" xmlns:m="http://schemas.openxmlformats.org/officeDocument/2006/math" xmlns:v="urn:schemas-microsoft-com:vml" xmlns:wp14="http://schemas.microsoft.com/office/word/2010/wordprocessingDrawing" xmlns:wp="http://schemas.openxmlformats.org/drawingml/2006/wordprocessingDrawing" xmlns:w10="urn:schemas-microsoft-com:office:word" xmlns:w="http://schemas.openxmlformats.org/wordprocessingml/2006/main" xmlns:w14="http://schemas.microsoft.com/office/word/2010/wordml" xmlns:w15="http://schemas.microsoft.com/office/word/2012/wordml" xmlns:w16se="http://schemas.microsoft.com/office/word/2015/wordml/symex" xmlns:wpg="http://schemas.microsoft.com/office/word/2010/wordprocessingGroup" xmlns:wpi="http://schemas.microsoft.com/office/word/2010/wordprocessingInk" xmlns:wne="http://schemas.microsoft.com/office/word/2006/wordml" xmlns:wps="http://schemas.microsoft.com/office/word/2010/wordprocessingShape" mc:Ignorable="w14 w15 w16se wp14">
   <w:p>
     <w:pPr>
       <w:pStyle w:val="Encabezado"/>
@@ -829,7 +896,7 @@
 </file>
 
 <file path=word/styles.xml><?xml version="1.0" encoding="utf-8"?>
-<w:styles xmlns:mc="http://schemas.openxmlformats.org/markup-compatibility/2006" xmlns:r="http://schemas.openxmlformats.org/officeDocument/2006/relationships" xmlns:w="http://schemas.openxmlformats.org/wordprocessingml/2006/main" xmlns:w14="http://schemas.microsoft.com/office/word/2010/wordml" xmlns:w15="http://schemas.microsoft.com/office/word/2012/wordml" xmlns:w16cex="http://schemas.microsoft.com/office/word/2018/wordml/cex" xmlns:w16cid="http://schemas.microsoft.com/office/word/2016/wordml/cid" xmlns:w16="http://schemas.microsoft.com/office/word/2018/wordml" xmlns:w16du="http://schemas.microsoft.com/office/word/2023/wordml/word16du" xmlns:w16sdtdh="http://schemas.microsoft.com/office/word/2020/wordml/sdtdatahash" xmlns:w16sdtfl="http://schemas.microsoft.com/office/word/2024/wordml/sdtformatlock" xmlns:w16se="http://schemas.microsoft.com/office/word/2015/wordml/symex" mc:Ignorable="w14 w15 w16se w16cid w16 w16cex w16sdtdh w16sdtfl w16du">
+<w:styles xmlns:mc="http://schemas.openxmlformats.org/markup-compatibility/2006" xmlns:r="http://schemas.openxmlformats.org/officeDocument/2006/relationships" xmlns:w="http://schemas.openxmlformats.org/wordprocessingml/2006/main" xmlns:w14="http://schemas.microsoft.com/office/word/2010/wordml" xmlns:w15="http://schemas.microsoft.com/office/word/2012/wordml" xmlns:w16se="http://schemas.microsoft.com/office/word/2015/wordml/symex" mc:Ignorable="w14 w15 w16se">
   <w:docDefaults>
     <w:rPrDefault>
       <w:rPr>
@@ -847,7 +914,7 @@
       </w:pPr>
     </w:pPrDefault>
   </w:docDefaults>
-  <w:latentStyles w:defLockedState="0" w:defUIPriority="99" w:defSemiHidden="0" w:defUnhideWhenUsed="0" w:defQFormat="0" w:count="376">
+  <w:latentStyles w:defLockedState="0" w:defUIPriority="99" w:defSemiHidden="0" w:defUnhideWhenUsed="0" w:defQFormat="0" w:count="371">
     <w:lsdException w:name="Normal" w:uiPriority="0" w:qFormat="1"/>
     <w:lsdException w:name="heading 1" w:uiPriority="9" w:qFormat="1"/>
     <w:lsdException w:name="heading 2" w:semiHidden="1" w:uiPriority="9" w:unhideWhenUsed="1" w:qFormat="1"/>
@@ -1219,11 +1286,6 @@
     <w:lsdException w:name="List Table 5 Dark Accent 6" w:uiPriority="50"/>
     <w:lsdException w:name="List Table 6 Colorful Accent 6" w:uiPriority="51"/>
     <w:lsdException w:name="List Table 7 Colorful Accent 6" w:uiPriority="52"/>
-    <w:lsdException w:name="Mention" w:semiHidden="1" w:unhideWhenUsed="1"/>
-    <w:lsdException w:name="Smart Hyperlink" w:semiHidden="1" w:unhideWhenUsed="1"/>
-    <w:lsdException w:name="Hashtag" w:semiHidden="1" w:unhideWhenUsed="1"/>
-    <w:lsdException w:name="Unresolved Mention" w:semiHidden="1" w:unhideWhenUsed="1"/>
-    <w:lsdException w:name="Smart Link" w:semiHidden="1" w:unhideWhenUsed="1"/>
   </w:latentStyles>
   <w:style w:type="paragraph" w:default="1" w:styleId="Normal">
     <w:name w:val="Normal"/>

--- a/Modelos_documentos/conformidad_tercero.docx
+++ b/Modelos_documentos/conformidad_tercero.docx
@@ -167,7 +167,7 @@
           <w:sz w:val="24"/>
           <w:szCs w:val="24"/>
         </w:rPr>
-        <w:t>9 de septiembre de 2025</w:t>
+        <w:t>13 de noviembre de 2025</w:t>
       </w:r>
       <w:r>
         <w:rPr>
@@ -236,6 +236,7 @@
         </w:rPr>
         <w:t xml:space="preserve"> de que </w:t>
       </w:r>
+      <w:proofErr w:type="spellStart"/>
       <w:r>
         <w:rPr>
           <w:rFonts w:ascii="Garamond" w:hAnsi="Garamond" w:cs="Arial"/>
@@ -252,6 +253,16 @@
           <w:sz w:val="24"/>
           <w:szCs w:val="24"/>
         </w:rPr>
+        <w:t>_docente</w:t>
+      </w:r>
+      <w:proofErr w:type="spellEnd"/>
+      <w:r>
+        <w:rPr>
+          <w:rFonts w:ascii="Garamond" w:hAnsi="Garamond" w:cs="Arial"/>
+          <w:spacing w:val="1"/>
+          <w:sz w:val="24"/>
+          <w:szCs w:val="24"/>
+        </w:rPr>
         <w:t>,</w:t>
       </w:r>
       <w:r>
@@ -494,6 +505,7 @@
         </w:rPr>
         <w:t xml:space="preserve">d </w:t>
       </w:r>
+      <w:proofErr w:type="spellStart"/>
       <w:r>
         <w:rPr>
           <w:rFonts w:ascii="Garamond" w:hAnsi="Garamond" w:cs="Arial"/>
@@ -503,6 +515,7 @@
         </w:rPr>
         <w:t>modalidad_servicio</w:t>
       </w:r>
+      <w:proofErr w:type="spellEnd"/>
       <w:r>
         <w:rPr>
           <w:rFonts w:ascii="Garamond" w:hAnsi="Garamond" w:cs="Arial"/>
@@ -684,7 +697,7 @@
           <w:rFonts w:ascii="Garamond" w:hAnsi="Garamond"/>
           <w:sz w:val="24"/>
         </w:rPr>
-        <w:t>Director de la Dirección Académica</w:t>
+        <w:t>Director de la Dirección Ejecutiva</w:t>
       </w:r>
     </w:p>
     <w:p>
@@ -697,27 +710,27 @@
           <w:sz w:val="24"/>
         </w:rPr>
       </w:pPr>
-      <w:r>
-        <w:rPr>
-          <w:rFonts w:ascii="Garamond" w:hAnsi="Garamond"/>
-          <w:sz w:val="24"/>
-        </w:rPr>
-        <w:t>Centro de Idiomas de la UNMSM</w:t>
-      </w:r>
-    </w:p>
-    <w:p>
-      <w:pPr>
-        <w:pStyle w:val="Textoindependiente"/>
-        <w:spacing w:line="360" w:lineRule="auto"/>
-        <w:rPr>
-          <w:rFonts w:ascii="Garamond" w:hAnsi="Garamond"/>
-          <w:b/>
-          <w:sz w:val="24"/>
-          <w:szCs w:val="24"/>
-        </w:rPr>
-      </w:pPr>
       <w:bookmarkStart w:id="0" w:name="_GoBack"/>
       <w:bookmarkEnd w:id="0"/>
+      <w:r>
+        <w:rPr>
+          <w:rFonts w:ascii="Garamond" w:hAnsi="Garamond"/>
+          <w:sz w:val="24"/>
+        </w:rPr>
+        <w:t>Centro de Idiomas de la UNMSM</w:t>
+      </w:r>
+    </w:p>
+    <w:p>
+      <w:pPr>
+        <w:pStyle w:val="Textoindependiente"/>
+        <w:spacing w:line="360" w:lineRule="auto"/>
+        <w:rPr>
+          <w:rFonts w:ascii="Garamond" w:hAnsi="Garamond"/>
+          <w:b/>
+          <w:sz w:val="24"/>
+          <w:szCs w:val="24"/>
+        </w:rPr>
+      </w:pPr>
     </w:p>
     <w:p>
       <w:pPr>

--- a/Modelos_documentos/conformidad_tercero.docx
+++ b/Modelos_documentos/conformidad_tercero.docx
@@ -167,7 +167,7 @@
           <w:sz w:val="24"/>
           <w:szCs w:val="24"/>
         </w:rPr>
-        <w:t>13 de noviembre de 2025</w:t>
+        <w:t>6 de febrero de 2026</w:t>
       </w:r>
       <w:r>
         <w:rPr>
@@ -625,13 +625,16 @@
           <w:rFonts w:ascii="Garamond" w:hAnsi="Garamond"/>
           <w:b/>
           <w:sz w:val="24"/>
-        </w:rPr>
-      </w:pPr>
+          <w:szCs w:val="24"/>
+        </w:rPr>
+      </w:pPr>
+      <w:bookmarkStart w:id="0" w:name="_GoBack"/>
       <w:r>
         <w:rPr>
           <w:rFonts w:ascii="Garamond" w:hAnsi="Garamond"/>
           <w:b/>
           <w:sz w:val="24"/>
+          <w:szCs w:val="24"/>
         </w:rPr>
         <w:t xml:space="preserve">Dr. Guillaume </w:t>
       </w:r>
@@ -641,6 +644,7 @@
           <w:rFonts w:ascii="Garamond" w:hAnsi="Garamond"/>
           <w:b/>
           <w:sz w:val="24"/>
+          <w:szCs w:val="24"/>
         </w:rPr>
         <w:t>Yannick</w:t>
       </w:r>
@@ -650,6 +654,7 @@
           <w:rFonts w:ascii="Garamond" w:hAnsi="Garamond"/>
           <w:b/>
           <w:sz w:val="24"/>
+          <w:szCs w:val="24"/>
         </w:rPr>
         <w:t xml:space="preserve"> </w:t>
       </w:r>
@@ -659,6 +664,7 @@
           <w:rFonts w:ascii="Garamond" w:hAnsi="Garamond"/>
           <w:b/>
           <w:sz w:val="24"/>
+          <w:szCs w:val="24"/>
         </w:rPr>
         <w:t>Serge</w:t>
       </w:r>
@@ -668,6 +674,7 @@
           <w:rFonts w:ascii="Garamond" w:hAnsi="Garamond"/>
           <w:b/>
           <w:sz w:val="24"/>
+          <w:szCs w:val="24"/>
         </w:rPr>
         <w:t xml:space="preserve"> </w:t>
       </w:r>
@@ -677,6 +684,7 @@
           <w:rFonts w:ascii="Garamond" w:hAnsi="Garamond"/>
           <w:b/>
           <w:sz w:val="24"/>
+          <w:szCs w:val="24"/>
         </w:rPr>
         <w:t>Oisel</w:t>
       </w:r>
@@ -690,36 +698,19 @@
         <w:rPr>
           <w:rFonts w:ascii="Garamond" w:hAnsi="Garamond"/>
           <w:sz w:val="24"/>
-        </w:rPr>
-      </w:pPr>
-      <w:r>
-        <w:rPr>
-          <w:rFonts w:ascii="Garamond" w:hAnsi="Garamond"/>
-          <w:sz w:val="24"/>
-        </w:rPr>
-        <w:t>Director de la Dirección Ejecutiva</w:t>
-      </w:r>
-    </w:p>
-    <w:p>
-      <w:pPr>
-        <w:pStyle w:val="Textoindependiente"/>
-        <w:spacing w:line="276" w:lineRule="auto"/>
-        <w:jc w:val="center"/>
-        <w:rPr>
-          <w:rFonts w:ascii="Garamond" w:hAnsi="Garamond"/>
-          <w:sz w:val="24"/>
-        </w:rPr>
-      </w:pPr>
-      <w:bookmarkStart w:id="0" w:name="_GoBack"/>
-      <w:bookmarkEnd w:id="0"/>
-      <w:r>
-        <w:rPr>
-          <w:rFonts w:ascii="Garamond" w:hAnsi="Garamond"/>
-          <w:sz w:val="24"/>
-        </w:rPr>
-        <w:t>Centro de Idiomas de la UNMSM</w:t>
-      </w:r>
-    </w:p>
+          <w:szCs w:val="24"/>
+        </w:rPr>
+      </w:pPr>
+      <w:r>
+        <w:rPr>
+          <w:rFonts w:ascii="Garamond" w:hAnsi="Garamond"/>
+          <w:sz w:val="24"/>
+          <w:szCs w:val="24"/>
+        </w:rPr>
+        <w:t>Director Ejecutivo del Centro de Idiomas de la UNMSM</w:t>
+      </w:r>
+    </w:p>
+    <w:bookmarkEnd w:id="0"/>
     <w:p>
       <w:pPr>
         <w:pStyle w:val="Textoindependiente"/>

--- a/Modelos_documentos/conformidad_tercero.docx
+++ b/Modelos_documentos/conformidad_tercero.docx
@@ -1,6 +1,6 @@
 
 <file path=word/document.xml><?xml version="1.0" encoding="utf-8"?>
-<w:document xmlns:wpc="http://schemas.microsoft.com/office/word/2010/wordprocessingCanvas" xmlns:cx="http://schemas.microsoft.com/office/drawing/2014/chartex" xmlns:mc="http://schemas.openxmlformats.org/markup-compatibility/2006" xmlns:o="urn:schemas-microsoft-com:office:office" xmlns:r="http://schemas.openxmlformats.org/officeDocument/2006/relationships" xmlns:m="http://schemas.openxmlformats.org/officeDocument/2006/math" xmlns:v="urn:schemas-microsoft-com:vml" xmlns:wp14="http://schemas.microsoft.com/office/word/2010/wordprocessingDrawing" xmlns:wp="http://schemas.openxmlformats.org/drawingml/2006/wordprocessingDrawing" xmlns:w10="urn:schemas-microsoft-com:office:word" xmlns:w="http://schemas.openxmlformats.org/wordprocessingml/2006/main" xmlns:w14="http://schemas.microsoft.com/office/word/2010/wordml" xmlns:w15="http://schemas.microsoft.com/office/word/2012/wordml" xmlns:w16se="http://schemas.microsoft.com/office/word/2015/wordml/symex" xmlns:wpg="http://schemas.microsoft.com/office/word/2010/wordprocessingGroup" xmlns:wpi="http://schemas.microsoft.com/office/word/2010/wordprocessingInk" xmlns:wne="http://schemas.microsoft.com/office/word/2006/wordml" xmlns:wps="http://schemas.microsoft.com/office/word/2010/wordprocessingShape" mc:Ignorable="w14 w15 w16se wp14">
+<w:document xmlns:wpc="http://schemas.microsoft.com/office/word/2010/wordprocessingCanvas" xmlns:cx="http://schemas.microsoft.com/office/drawing/2014/chartex" xmlns:cx1="http://schemas.microsoft.com/office/drawing/2015/9/8/chartex" xmlns:cx2="http://schemas.microsoft.com/office/drawing/2015/10/21/chartex" xmlns:cx3="http://schemas.microsoft.com/office/drawing/2016/5/9/chartex" xmlns:cx4="http://schemas.microsoft.com/office/drawing/2016/5/10/chartex" xmlns:cx5="http://schemas.microsoft.com/office/drawing/2016/5/11/chartex" xmlns:cx6="http://schemas.microsoft.com/office/drawing/2016/5/12/chartex" xmlns:cx7="http://schemas.microsoft.com/office/drawing/2016/5/13/chartex" xmlns:cx8="http://schemas.microsoft.com/office/drawing/2016/5/14/chartex" xmlns:mc="http://schemas.openxmlformats.org/markup-compatibility/2006" xmlns:aink="http://schemas.microsoft.com/office/drawing/2016/ink" xmlns:am3d="http://schemas.microsoft.com/office/drawing/2017/model3d" xmlns:o="urn:schemas-microsoft-com:office:office" xmlns:oel="http://schemas.microsoft.com/office/2019/extlst" xmlns:r="http://schemas.openxmlformats.org/officeDocument/2006/relationships" xmlns:m="http://schemas.openxmlformats.org/officeDocument/2006/math" xmlns:v="urn:schemas-microsoft-com:vml" xmlns:wp14="http://schemas.microsoft.com/office/word/2010/wordprocessingDrawing" xmlns:wp="http://schemas.openxmlformats.org/drawingml/2006/wordprocessingDrawing" xmlns:w10="urn:schemas-microsoft-com:office:word" xmlns:w="http://schemas.openxmlformats.org/wordprocessingml/2006/main" xmlns:w14="http://schemas.microsoft.com/office/word/2010/wordml" xmlns:w15="http://schemas.microsoft.com/office/word/2012/wordml" xmlns:w16cex="http://schemas.microsoft.com/office/word/2018/wordml/cex" xmlns:w16cid="http://schemas.microsoft.com/office/word/2016/wordml/cid" xmlns:w16="http://schemas.microsoft.com/office/word/2018/wordml" xmlns:w16du="http://schemas.microsoft.com/office/word/2023/wordml/word16du" xmlns:w16sdtdh="http://schemas.microsoft.com/office/word/2020/wordml/sdtdatahash" xmlns:w16sdtfl="http://schemas.microsoft.com/office/word/2024/wordml/sdtformatlock" xmlns:w16se="http://schemas.microsoft.com/office/word/2015/wordml/symex" xmlns:wpg="http://schemas.microsoft.com/office/word/2010/wordprocessingGroup" xmlns:wpi="http://schemas.microsoft.com/office/word/2010/wordprocessingInk" xmlns:wne="http://schemas.microsoft.com/office/word/2006/wordml" xmlns:wps="http://schemas.microsoft.com/office/word/2010/wordprocessingShape" mc:Ignorable="w14 w15 w16se w16cid w16 w16cex w16sdtdh w16sdtfl w16du wp14">
   <w:body>
     <w:p>
       <w:pPr>
@@ -167,7 +167,7 @@
           <w:sz w:val="24"/>
           <w:szCs w:val="24"/>
         </w:rPr>
-        <w:t>6 de febrero de 2026</w:t>
+        <w:t>27 de febrero de 2026</w:t>
       </w:r>
       <w:r>
         <w:rPr>
@@ -494,35 +494,6 @@
           <w:sz w:val="24"/>
           <w:szCs w:val="24"/>
         </w:rPr>
-        <w:t>, bajo la modalida</w:t>
-      </w:r>
-      <w:r>
-        <w:rPr>
-          <w:rFonts w:ascii="Garamond" w:hAnsi="Garamond" w:cs="Arial"/>
-          <w:spacing w:val="1"/>
-          <w:sz w:val="24"/>
-          <w:szCs w:val="24"/>
-        </w:rPr>
-        <w:t xml:space="preserve">d </w:t>
-      </w:r>
-      <w:proofErr w:type="spellStart"/>
-      <w:r>
-        <w:rPr>
-          <w:rFonts w:ascii="Garamond" w:hAnsi="Garamond" w:cs="Arial"/>
-          <w:spacing w:val="1"/>
-          <w:sz w:val="24"/>
-          <w:szCs w:val="24"/>
-        </w:rPr>
-        <w:t>modalidad_servicio</w:t>
-      </w:r>
-      <w:proofErr w:type="spellEnd"/>
-      <w:r>
-        <w:rPr>
-          <w:rFonts w:ascii="Garamond" w:hAnsi="Garamond" w:cs="Arial"/>
-          <w:spacing w:val="1"/>
-          <w:sz w:val="24"/>
-          <w:szCs w:val="24"/>
-        </w:rPr>
         <w:t>.</w:t>
       </w:r>
     </w:p>
@@ -628,7 +599,6 @@
           <w:szCs w:val="24"/>
         </w:rPr>
       </w:pPr>
-      <w:bookmarkStart w:id="0" w:name="_GoBack"/>
       <w:r>
         <w:rPr>
           <w:rFonts w:ascii="Garamond" w:hAnsi="Garamond"/>
@@ -636,59 +606,8 @@
           <w:sz w:val="24"/>
           <w:szCs w:val="24"/>
         </w:rPr>
-        <w:t xml:space="preserve">Dr. Guillaume </w:t>
-      </w:r>
-      <w:proofErr w:type="spellStart"/>
-      <w:r>
-        <w:rPr>
-          <w:rFonts w:ascii="Garamond" w:hAnsi="Garamond"/>
-          <w:b/>
-          <w:sz w:val="24"/>
-          <w:szCs w:val="24"/>
-        </w:rPr>
-        <w:t>Yannick</w:t>
-      </w:r>
-      <w:proofErr w:type="spellEnd"/>
-      <w:r>
-        <w:rPr>
-          <w:rFonts w:ascii="Garamond" w:hAnsi="Garamond"/>
-          <w:b/>
-          <w:sz w:val="24"/>
-          <w:szCs w:val="24"/>
-        </w:rPr>
-        <w:t xml:space="preserve"> </w:t>
-      </w:r>
-      <w:proofErr w:type="spellStart"/>
-      <w:r>
-        <w:rPr>
-          <w:rFonts w:ascii="Garamond" w:hAnsi="Garamond"/>
-          <w:b/>
-          <w:sz w:val="24"/>
-          <w:szCs w:val="24"/>
-        </w:rPr>
-        <w:t>Serge</w:t>
-      </w:r>
-      <w:proofErr w:type="spellEnd"/>
-      <w:r>
-        <w:rPr>
-          <w:rFonts w:ascii="Garamond" w:hAnsi="Garamond"/>
-          <w:b/>
-          <w:sz w:val="24"/>
-          <w:szCs w:val="24"/>
-        </w:rPr>
-        <w:t xml:space="preserve"> </w:t>
-      </w:r>
-      <w:proofErr w:type="spellStart"/>
-      <w:r>
-        <w:rPr>
-          <w:rFonts w:ascii="Garamond" w:hAnsi="Garamond"/>
-          <w:b/>
-          <w:sz w:val="24"/>
-          <w:szCs w:val="24"/>
-        </w:rPr>
-        <w:t>Oisel</w:t>
-      </w:r>
-      <w:proofErr w:type="spellEnd"/>
+        <w:t>Dr. Guillaume Yannick Serge Oisel</w:t>
+      </w:r>
     </w:p>
     <w:p>
       <w:pPr>
@@ -710,7 +629,6 @@
         <w:t>Director Ejecutivo del Centro de Idiomas de la UNMSM</w:t>
       </w:r>
     </w:p>
-    <w:bookmarkEnd w:id="0"/>
     <w:p>
       <w:pPr>
         <w:pStyle w:val="Textoindependiente"/>
@@ -772,7 +690,7 @@
 </file>
 
 <file path=word/endnotes.xml><?xml version="1.0" encoding="utf-8"?>
-<w:endnotes xmlns:wpc="http://schemas.microsoft.com/office/word/2010/wordprocessingCanvas" xmlns:cx="http://schemas.microsoft.com/office/drawing/2014/chartex" xmlns:mc="http://schemas.openxmlformats.org/markup-compatibility/2006" xmlns:o="urn:schemas-microsoft-com:office:office" xmlns:r="http://schemas.openxmlformats.org/officeDocument/2006/relationships" xmlns:m="http://schemas.openxmlformats.org/officeDocument/2006/math" xmlns:v="urn:schemas-microsoft-com:vml" xmlns:wp14="http://schemas.microsoft.com/office/word/2010/wordprocessingDrawing" xmlns:wp="http://schemas.openxmlformats.org/drawingml/2006/wordprocessingDrawing" xmlns:w10="urn:schemas-microsoft-com:office:word" xmlns:w="http://schemas.openxmlformats.org/wordprocessingml/2006/main" xmlns:w14="http://schemas.microsoft.com/office/word/2010/wordml" xmlns:w15="http://schemas.microsoft.com/office/word/2012/wordml" xmlns:w16se="http://schemas.microsoft.com/office/word/2015/wordml/symex" xmlns:wpg="http://schemas.microsoft.com/office/word/2010/wordprocessingGroup" xmlns:wpi="http://schemas.microsoft.com/office/word/2010/wordprocessingInk" xmlns:wne="http://schemas.microsoft.com/office/word/2006/wordml" xmlns:wps="http://schemas.microsoft.com/office/word/2010/wordprocessingShape" mc:Ignorable="w14 w15 w16se wp14">
+<w:endnotes xmlns:wpc="http://schemas.microsoft.com/office/word/2010/wordprocessingCanvas" xmlns:cx="http://schemas.microsoft.com/office/drawing/2014/chartex" xmlns:cx1="http://schemas.microsoft.com/office/drawing/2015/9/8/chartex" xmlns:cx2="http://schemas.microsoft.com/office/drawing/2015/10/21/chartex" xmlns:cx3="http://schemas.microsoft.com/office/drawing/2016/5/9/chartex" xmlns:cx4="http://schemas.microsoft.com/office/drawing/2016/5/10/chartex" xmlns:cx5="http://schemas.microsoft.com/office/drawing/2016/5/11/chartex" xmlns:cx6="http://schemas.microsoft.com/office/drawing/2016/5/12/chartex" xmlns:cx7="http://schemas.microsoft.com/office/drawing/2016/5/13/chartex" xmlns:cx8="http://schemas.microsoft.com/office/drawing/2016/5/14/chartex" xmlns:mc="http://schemas.openxmlformats.org/markup-compatibility/2006" xmlns:aink="http://schemas.microsoft.com/office/drawing/2016/ink" xmlns:am3d="http://schemas.microsoft.com/office/drawing/2017/model3d" xmlns:o="urn:schemas-microsoft-com:office:office" xmlns:oel="http://schemas.microsoft.com/office/2019/extlst" xmlns:r="http://schemas.openxmlformats.org/officeDocument/2006/relationships" xmlns:m="http://schemas.openxmlformats.org/officeDocument/2006/math" xmlns:v="urn:schemas-microsoft-com:vml" xmlns:wp14="http://schemas.microsoft.com/office/word/2010/wordprocessingDrawing" xmlns:wp="http://schemas.openxmlformats.org/drawingml/2006/wordprocessingDrawing" xmlns:w10="urn:schemas-microsoft-com:office:word" xmlns:w="http://schemas.openxmlformats.org/wordprocessingml/2006/main" xmlns:w14="http://schemas.microsoft.com/office/word/2010/wordml" xmlns:w15="http://schemas.microsoft.com/office/word/2012/wordml" xmlns:w16cex="http://schemas.microsoft.com/office/word/2018/wordml/cex" xmlns:w16cid="http://schemas.microsoft.com/office/word/2016/wordml/cid" xmlns:w16="http://schemas.microsoft.com/office/word/2018/wordml" xmlns:w16du="http://schemas.microsoft.com/office/word/2023/wordml/word16du" xmlns:w16sdtdh="http://schemas.microsoft.com/office/word/2020/wordml/sdtdatahash" xmlns:w16sdtfl="http://schemas.microsoft.com/office/word/2024/wordml/sdtformatlock" xmlns:w16se="http://schemas.microsoft.com/office/word/2015/wordml/symex" xmlns:wpg="http://schemas.microsoft.com/office/word/2010/wordprocessingGroup" xmlns:wpi="http://schemas.microsoft.com/office/word/2010/wordprocessingInk" xmlns:wne="http://schemas.microsoft.com/office/word/2006/wordml" xmlns:wps="http://schemas.microsoft.com/office/word/2010/wordprocessingShape" mc:Ignorable="w14 w15 w16se w16cid w16 w16cex w16sdtdh w16sdtfl w16du wp14">
   <w:endnote w:type="separator" w:id="-1">
     <w:p>
       <w:r>
@@ -791,7 +709,7 @@
 </file>
 
 <file path=word/footnotes.xml><?xml version="1.0" encoding="utf-8"?>
-<w:footnotes xmlns:wpc="http://schemas.microsoft.com/office/word/2010/wordprocessingCanvas" xmlns:cx="http://schemas.microsoft.com/office/drawing/2014/chartex" xmlns:mc="http://schemas.openxmlformats.org/markup-compatibility/2006" xmlns:o="urn:schemas-microsoft-com:office:office" xmlns:r="http://schemas.openxmlformats.org/officeDocument/2006/relationships" xmlns:m="http://schemas.openxmlformats.org/officeDocument/2006/math" xmlns:v="urn:schemas-microsoft-com:vml" xmlns:wp14="http://schemas.microsoft.com/office/word/2010/wordprocessingDrawing" xmlns:wp="http://schemas.openxmlformats.org/drawingml/2006/wordprocessingDrawing" xmlns:w10="urn:schemas-microsoft-com:office:word" xmlns:w="http://schemas.openxmlformats.org/wordprocessingml/2006/main" xmlns:w14="http://schemas.microsoft.com/office/word/2010/wordml" xmlns:w15="http://schemas.microsoft.com/office/word/2012/wordml" xmlns:w16se="http://schemas.microsoft.com/office/word/2015/wordml/symex" xmlns:wpg="http://schemas.microsoft.com/office/word/2010/wordprocessingGroup" xmlns:wpi="http://schemas.microsoft.com/office/word/2010/wordprocessingInk" xmlns:wne="http://schemas.microsoft.com/office/word/2006/wordml" xmlns:wps="http://schemas.microsoft.com/office/word/2010/wordprocessingShape" mc:Ignorable="w14 w15 w16se wp14">
+<w:footnotes xmlns:wpc="http://schemas.microsoft.com/office/word/2010/wordprocessingCanvas" xmlns:cx="http://schemas.microsoft.com/office/drawing/2014/chartex" xmlns:cx1="http://schemas.microsoft.com/office/drawing/2015/9/8/chartex" xmlns:cx2="http://schemas.microsoft.com/office/drawing/2015/10/21/chartex" xmlns:cx3="http://schemas.microsoft.com/office/drawing/2016/5/9/chartex" xmlns:cx4="http://schemas.microsoft.com/office/drawing/2016/5/10/chartex" xmlns:cx5="http://schemas.microsoft.com/office/drawing/2016/5/11/chartex" xmlns:cx6="http://schemas.microsoft.com/office/drawing/2016/5/12/chartex" xmlns:cx7="http://schemas.microsoft.com/office/drawing/2016/5/13/chartex" xmlns:cx8="http://schemas.microsoft.com/office/drawing/2016/5/14/chartex" xmlns:mc="http://schemas.openxmlformats.org/markup-compatibility/2006" xmlns:aink="http://schemas.microsoft.com/office/drawing/2016/ink" xmlns:am3d="http://schemas.microsoft.com/office/drawing/2017/model3d" xmlns:o="urn:schemas-microsoft-com:office:office" xmlns:oel="http://schemas.microsoft.com/office/2019/extlst" xmlns:r="http://schemas.openxmlformats.org/officeDocument/2006/relationships" xmlns:m="http://schemas.openxmlformats.org/officeDocument/2006/math" xmlns:v="urn:schemas-microsoft-com:vml" xmlns:wp14="http://schemas.microsoft.com/office/word/2010/wordprocessingDrawing" xmlns:wp="http://schemas.openxmlformats.org/drawingml/2006/wordprocessingDrawing" xmlns:w10="urn:schemas-microsoft-com:office:word" xmlns:w="http://schemas.openxmlformats.org/wordprocessingml/2006/main" xmlns:w14="http://schemas.microsoft.com/office/word/2010/wordml" xmlns:w15="http://schemas.microsoft.com/office/word/2012/wordml" xmlns:w16cex="http://schemas.microsoft.com/office/word/2018/wordml/cex" xmlns:w16cid="http://schemas.microsoft.com/office/word/2016/wordml/cid" xmlns:w16="http://schemas.microsoft.com/office/word/2018/wordml" xmlns:w16du="http://schemas.microsoft.com/office/word/2023/wordml/word16du" xmlns:w16sdtdh="http://schemas.microsoft.com/office/word/2020/wordml/sdtdatahash" xmlns:w16sdtfl="http://schemas.microsoft.com/office/word/2024/wordml/sdtformatlock" xmlns:w16se="http://schemas.microsoft.com/office/word/2015/wordml/symex" xmlns:wpg="http://schemas.microsoft.com/office/word/2010/wordprocessingGroup" xmlns:wpi="http://schemas.microsoft.com/office/word/2010/wordprocessingInk" xmlns:wne="http://schemas.microsoft.com/office/word/2006/wordml" xmlns:wps="http://schemas.microsoft.com/office/word/2010/wordprocessingShape" mc:Ignorable="w14 w15 w16se w16cid w16 w16cex w16sdtdh w16sdtfl w16du wp14">
   <w:footnote w:type="separator" w:id="-1">
     <w:p>
       <w:r>
@@ -810,7 +728,7 @@
 </file>
 
 <file path=word/header1.xml><?xml version="1.0" encoding="utf-8"?>
-<w:hdr xmlns:wpc="http://schemas.microsoft.com/office/word/2010/wordprocessingCanvas" xmlns:cx="http://schemas.microsoft.com/office/drawing/2014/chartex" xmlns:mc="http://schemas.openxmlformats.org/markup-compatibility/2006" xmlns:o="urn:schemas-microsoft-com:office:office" xmlns:r="http://schemas.openxmlformats.org/officeDocument/2006/relationships" xmlns:m="http://schemas.openxmlformats.org/officeDocument/2006/math" xmlns:v="urn:schemas-microsoft-com:vml" xmlns:wp14="http://schemas.microsoft.com/office/word/2010/wordprocessingDrawing" xmlns:wp="http://schemas.openxmlformats.org/drawingml/2006/wordprocessingDrawing" xmlns:w10="urn:schemas-microsoft-com:office:word" xmlns:w="http://schemas.openxmlformats.org/wordprocessingml/2006/main" xmlns:w14="http://schemas.microsoft.com/office/word/2010/wordml" xmlns:w15="http://schemas.microsoft.com/office/word/2012/wordml" xmlns:w16se="http://schemas.microsoft.com/office/word/2015/wordml/symex" xmlns:wpg="http://schemas.microsoft.com/office/word/2010/wordprocessingGroup" xmlns:wpi="http://schemas.microsoft.com/office/word/2010/wordprocessingInk" xmlns:wne="http://schemas.microsoft.com/office/word/2006/wordml" xmlns:wps="http://schemas.microsoft.com/office/word/2010/wordprocessingShape" mc:Ignorable="w14 w15 w16se wp14">
+<w:hdr xmlns:wpc="http://schemas.microsoft.com/office/word/2010/wordprocessingCanvas" xmlns:cx="http://schemas.microsoft.com/office/drawing/2014/chartex" xmlns:cx1="http://schemas.microsoft.com/office/drawing/2015/9/8/chartex" xmlns:cx2="http://schemas.microsoft.com/office/drawing/2015/10/21/chartex" xmlns:cx3="http://schemas.microsoft.com/office/drawing/2016/5/9/chartex" xmlns:cx4="http://schemas.microsoft.com/office/drawing/2016/5/10/chartex" xmlns:cx5="http://schemas.microsoft.com/office/drawing/2016/5/11/chartex" xmlns:cx6="http://schemas.microsoft.com/office/drawing/2016/5/12/chartex" xmlns:cx7="http://schemas.microsoft.com/office/drawing/2016/5/13/chartex" xmlns:cx8="http://schemas.microsoft.com/office/drawing/2016/5/14/chartex" xmlns:mc="http://schemas.openxmlformats.org/markup-compatibility/2006" xmlns:aink="http://schemas.microsoft.com/office/drawing/2016/ink" xmlns:am3d="http://schemas.microsoft.com/office/drawing/2017/model3d" xmlns:o="urn:schemas-microsoft-com:office:office" xmlns:oel="http://schemas.microsoft.com/office/2019/extlst" xmlns:r="http://schemas.openxmlformats.org/officeDocument/2006/relationships" xmlns:m="http://schemas.openxmlformats.org/officeDocument/2006/math" xmlns:v="urn:schemas-microsoft-com:vml" xmlns:wp14="http://schemas.microsoft.com/office/word/2010/wordprocessingDrawing" xmlns:wp="http://schemas.openxmlformats.org/drawingml/2006/wordprocessingDrawing" xmlns:w10="urn:schemas-microsoft-com:office:word" xmlns:w="http://schemas.openxmlformats.org/wordprocessingml/2006/main" xmlns:w14="http://schemas.microsoft.com/office/word/2010/wordml" xmlns:w15="http://schemas.microsoft.com/office/word/2012/wordml" xmlns:w16cex="http://schemas.microsoft.com/office/word/2018/wordml/cex" xmlns:w16cid="http://schemas.microsoft.com/office/word/2016/wordml/cid" xmlns:w16="http://schemas.microsoft.com/office/word/2018/wordml" xmlns:w16du="http://schemas.microsoft.com/office/word/2023/wordml/word16du" xmlns:w16sdtdh="http://schemas.microsoft.com/office/word/2020/wordml/sdtdatahash" xmlns:w16sdtfl="http://schemas.microsoft.com/office/word/2024/wordml/sdtformatlock" xmlns:w16se="http://schemas.microsoft.com/office/word/2015/wordml/symex" xmlns:wpg="http://schemas.microsoft.com/office/word/2010/wordprocessingGroup" xmlns:wpi="http://schemas.microsoft.com/office/word/2010/wordprocessingInk" xmlns:wne="http://schemas.microsoft.com/office/word/2006/wordml" xmlns:wps="http://schemas.microsoft.com/office/word/2010/wordprocessingShape" mc:Ignorable="w14 w15 w16se w16cid w16 w16cex w16sdtdh w16sdtfl w16du wp14">
   <w:p>
     <w:pPr>
       <w:pStyle w:val="Encabezado"/>
@@ -887,7 +805,7 @@
 </file>
 
 <file path=word/styles.xml><?xml version="1.0" encoding="utf-8"?>
-<w:styles xmlns:mc="http://schemas.openxmlformats.org/markup-compatibility/2006" xmlns:r="http://schemas.openxmlformats.org/officeDocument/2006/relationships" xmlns:w="http://schemas.openxmlformats.org/wordprocessingml/2006/main" xmlns:w14="http://schemas.microsoft.com/office/word/2010/wordml" xmlns:w15="http://schemas.microsoft.com/office/word/2012/wordml" xmlns:w16se="http://schemas.microsoft.com/office/word/2015/wordml/symex" mc:Ignorable="w14 w15 w16se">
+<w:styles xmlns:mc="http://schemas.openxmlformats.org/markup-compatibility/2006" xmlns:r="http://schemas.openxmlformats.org/officeDocument/2006/relationships" xmlns:w="http://schemas.openxmlformats.org/wordprocessingml/2006/main" xmlns:w14="http://schemas.microsoft.com/office/word/2010/wordml" xmlns:w15="http://schemas.microsoft.com/office/word/2012/wordml" xmlns:w16cex="http://schemas.microsoft.com/office/word/2018/wordml/cex" xmlns:w16cid="http://schemas.microsoft.com/office/word/2016/wordml/cid" xmlns:w16="http://schemas.microsoft.com/office/word/2018/wordml" xmlns:w16du="http://schemas.microsoft.com/office/word/2023/wordml/word16du" xmlns:w16sdtdh="http://schemas.microsoft.com/office/word/2020/wordml/sdtdatahash" xmlns:w16sdtfl="http://schemas.microsoft.com/office/word/2024/wordml/sdtformatlock" xmlns:w16se="http://schemas.microsoft.com/office/word/2015/wordml/symex" mc:Ignorable="w14 w15 w16se w16cid w16 w16cex w16sdtdh w16sdtfl w16du">
   <w:docDefaults>
     <w:rPrDefault>
       <w:rPr>
@@ -905,7 +823,7 @@
       </w:pPr>
     </w:pPrDefault>
   </w:docDefaults>
-  <w:latentStyles w:defLockedState="0" w:defUIPriority="99" w:defSemiHidden="0" w:defUnhideWhenUsed="0" w:defQFormat="0" w:count="371">
+  <w:latentStyles w:defLockedState="0" w:defUIPriority="99" w:defSemiHidden="0" w:defUnhideWhenUsed="0" w:defQFormat="0" w:count="376">
     <w:lsdException w:name="Normal" w:uiPriority="0" w:qFormat="1"/>
     <w:lsdException w:name="heading 1" w:uiPriority="9" w:qFormat="1"/>
     <w:lsdException w:name="heading 2" w:semiHidden="1" w:uiPriority="9" w:unhideWhenUsed="1" w:qFormat="1"/>
@@ -1277,6 +1195,11 @@
     <w:lsdException w:name="List Table 5 Dark Accent 6" w:uiPriority="50"/>
     <w:lsdException w:name="List Table 6 Colorful Accent 6" w:uiPriority="51"/>
     <w:lsdException w:name="List Table 7 Colorful Accent 6" w:uiPriority="52"/>
+    <w:lsdException w:name="Mention" w:semiHidden="1" w:unhideWhenUsed="1"/>
+    <w:lsdException w:name="Smart Hyperlink" w:semiHidden="1" w:unhideWhenUsed="1"/>
+    <w:lsdException w:name="Hashtag" w:semiHidden="1" w:unhideWhenUsed="1"/>
+    <w:lsdException w:name="Unresolved Mention" w:semiHidden="1" w:unhideWhenUsed="1"/>
+    <w:lsdException w:name="Smart Link" w:semiHidden="1" w:unhideWhenUsed="1"/>
   </w:latentStyles>
   <w:style w:type="paragraph" w:default="1" w:styleId="Normal">
     <w:name w:val="Normal"/>
